--- a/docs/antigas/Lista06-2026.docx
+++ b/docs/antigas/Lista06-2026.docx
@@ -809,6 +809,7 @@
                                 <w:sz w:val="44"/>
                               </w:rPr>
                             </w:pPr>
+                            <w:proofErr w:type="spellStart"/>
                             <w:r>
                               <w:rPr>
                                 <w:b w:val="0"/>
@@ -817,6 +818,7 @@
                               </w:rPr>
                               <w:t>unesp</w:t>
                             </w:r>
+                            <w:proofErr w:type="spellEnd"/>
                           </w:p>
                         </w:txbxContent>
                       </wps:txbx>
@@ -916,214 +918,710 @@
     <w:p>
       <w:pPr>
         <w:pStyle w:val="Corpodetexto21"/>
-        <w:tabs>
-          <w:tab w:val="clear" w:pos="426"/>
-        </w:tabs>
-        <w:ind w:left="0" w:firstLine="0"/>
-        <w:rPr>
-          <w:rFonts w:ascii="Book Antiqua" w:hAnsi="Book Antiqua"/>
-          <w:sz w:val="20"/>
-        </w:rPr>
-      </w:pPr>
-      <w:r>
-        <w:rPr>
-          <w:rFonts w:ascii="Book Antiqua" w:hAnsi="Book Antiqua"/>
-          <w:sz w:val="20"/>
+        <w:rPr>
+          <w:rFonts w:ascii="Book Antiqua" w:hAnsi="Book Antiqua"/>
+          <w:sz w:val="18"/>
+          <w:szCs w:val="18"/>
+        </w:rPr>
+      </w:pPr>
+      <w:r>
+        <w:rPr>
+          <w:rFonts w:ascii="Book Antiqua" w:hAnsi="Book Antiqua"/>
+          <w:sz w:val="18"/>
+          <w:szCs w:val="18"/>
         </w:rPr>
         <w:t xml:space="preserve">1) </w:t>
       </w:r>
       <w:r>
         <w:rPr>
           <w:rFonts w:ascii="Book Antiqua" w:hAnsi="Book Antiqua"/>
-          <w:sz w:val="20"/>
+          <w:sz w:val="18"/>
+          <w:szCs w:val="18"/>
         </w:rPr>
         <w:tab/>
-        <w:t xml:space="preserve">Seja X a variável aleatória que indica o número de </w:t>
-      </w:r>
-      <w:r>
-        <w:rPr>
-          <w:rFonts w:ascii="Book Antiqua" w:hAnsi="Book Antiqua"/>
-          <w:sz w:val="20"/>
-        </w:rPr>
-        <w:t xml:space="preserve">reações positivas num teste de um antibiótico, com eficiência de 50%, em 5 </w:t>
-      </w:r>
-      <w:r>
-        <w:rPr>
-          <w:rFonts w:ascii="Book Antiqua" w:hAnsi="Book Antiqua"/>
-          <w:sz w:val="20"/>
-        </w:rPr>
-        <w:t>animais</w:t>
-      </w:r>
-      <w:r>
-        <w:rPr>
-          <w:rFonts w:ascii="Book Antiqua" w:hAnsi="Book Antiqua"/>
-          <w:sz w:val="20"/>
-        </w:rPr>
-        <w:t xml:space="preserve"> com uma certa infecção.</w:t>
-      </w:r>
-      <w:r>
-        <w:rPr>
-          <w:rFonts w:ascii="Book Antiqua" w:hAnsi="Book Antiqua"/>
-          <w:sz w:val="20"/>
-        </w:rPr>
-        <w:t xml:space="preserve">  Apresente a distribuição de X em</w:t>
-      </w:r>
-      <w:r>
-        <w:rPr>
-          <w:rFonts w:ascii="Book Antiqua" w:hAnsi="Book Antiqua"/>
-          <w:sz w:val="20"/>
-        </w:rPr>
-        <w:t xml:space="preserve"> uma tabela.   </w:t>
-      </w:r>
-      <w:r>
-        <w:rPr>
-          <w:rFonts w:ascii="Book Antiqua" w:hAnsi="Book Antiqua"/>
-          <w:sz w:val="20"/>
-        </w:rPr>
-        <w:t xml:space="preserve">Calcule </w:t>
-      </w:r>
+      </w:r>
+      <w:r>
+        <w:rPr>
+          <w:rFonts w:ascii="Book Antiqua" w:hAnsi="Book Antiqua"/>
+          <w:sz w:val="18"/>
+          <w:szCs w:val="18"/>
+        </w:rPr>
+        <w:t>Considere um experimento em que se avalia a eficácia de um novo fungicida no controle de ferrugem alaranjada (</w:t>
+      </w:r>
+      <w:proofErr w:type="spellStart"/>
       <w:r>
         <w:rPr>
           <w:rFonts w:ascii="Book Antiqua" w:hAnsi="Book Antiqua"/>
           <w:i/>
-          <w:sz w:val="20"/>
-        </w:rPr>
-        <w:t>E(X)</w:t>
-      </w:r>
-      <w:r>
-        <w:rPr>
-          <w:rFonts w:ascii="Book Antiqua" w:hAnsi="Book Antiqua"/>
-          <w:sz w:val="20"/>
-        </w:rPr>
-        <w:t xml:space="preserve"> e </w:t>
-      </w:r>
+          <w:iCs/>
+          <w:sz w:val="18"/>
+          <w:szCs w:val="18"/>
+        </w:rPr>
+        <w:t>Puccinia</w:t>
+      </w:r>
+      <w:proofErr w:type="spellEnd"/>
       <w:r>
         <w:rPr>
           <w:rFonts w:ascii="Book Antiqua" w:hAnsi="Book Antiqua"/>
           <w:i/>
-          <w:sz w:val="20"/>
-        </w:rPr>
-        <w:t>Var(X)</w:t>
-      </w:r>
-      <w:r>
-        <w:rPr>
-          <w:rFonts w:ascii="Book Antiqua" w:hAnsi="Book Antiqua"/>
-          <w:sz w:val="20"/>
+          <w:iCs/>
+          <w:sz w:val="18"/>
+          <w:szCs w:val="18"/>
+        </w:rPr>
+        <w:t xml:space="preserve"> </w:t>
+      </w:r>
+      <w:proofErr w:type="spellStart"/>
+      <w:r>
+        <w:rPr>
+          <w:rFonts w:ascii="Book Antiqua" w:hAnsi="Book Antiqua"/>
+          <w:i/>
+          <w:iCs/>
+          <w:sz w:val="18"/>
+          <w:szCs w:val="18"/>
+        </w:rPr>
+        <w:t>kuehnii</w:t>
+      </w:r>
+      <w:proofErr w:type="spellEnd"/>
+      <w:r>
+        <w:rPr>
+          <w:rFonts w:ascii="Book Antiqua" w:hAnsi="Book Antiqua"/>
+          <w:sz w:val="18"/>
+          <w:szCs w:val="18"/>
+        </w:rPr>
+        <w:t>)</w:t>
+      </w:r>
+      <w:r>
+        <w:rPr>
+          <w:rFonts w:ascii="Book Antiqua" w:hAnsi="Book Antiqua"/>
+          <w:sz w:val="18"/>
+          <w:szCs w:val="18"/>
+        </w:rPr>
+        <w:t xml:space="preserve"> na cultura da cana-de-açúcar</w:t>
+      </w:r>
+      <w:r>
+        <w:rPr>
+          <w:rFonts w:ascii="Book Antiqua" w:hAnsi="Book Antiqua"/>
+          <w:sz w:val="18"/>
+          <w:szCs w:val="18"/>
         </w:rPr>
         <w:t>.</w:t>
+      </w:r>
+      <w:r>
+        <w:rPr>
+          <w:rFonts w:ascii="Book Antiqua" w:hAnsi="Book Antiqua"/>
+          <w:sz w:val="18"/>
+          <w:szCs w:val="18"/>
+        </w:rPr>
+        <w:t xml:space="preserve"> </w:t>
+      </w:r>
+      <w:r>
+        <w:rPr>
+          <w:rFonts w:ascii="Book Antiqua" w:hAnsi="Book Antiqua"/>
+          <w:sz w:val="18"/>
+          <w:szCs w:val="18"/>
+        </w:rPr>
+        <w:t xml:space="preserve">Seja </w:t>
+      </w:r>
+      <m:oMath>
+        <m:r>
+          <w:rPr>
+            <w:rFonts w:ascii="Cambria Math" w:hAnsi="Cambria Math"/>
+            <w:sz w:val="18"/>
+            <w:szCs w:val="18"/>
+          </w:rPr>
+          <m:t>X</m:t>
+        </m:r>
+      </m:oMath>
+      <w:r>
+        <w:rPr>
+          <w:rFonts w:ascii="Book Antiqua" w:hAnsi="Book Antiqua"/>
+          <w:sz w:val="18"/>
+          <w:szCs w:val="18"/>
+        </w:rPr>
+        <w:t xml:space="preserve"> variável aleatória que representa o número de plantas que apresentam controle eficaz da doença após a aplicação do fungicida. Suponha que a probabilidade de sucesso d</w:t>
+      </w:r>
+      <w:r>
+        <w:rPr>
+          <w:rFonts w:ascii="Book Antiqua" w:hAnsi="Book Antiqua"/>
+          <w:sz w:val="18"/>
+          <w:szCs w:val="18"/>
+        </w:rPr>
+        <w:t>esse novo</w:t>
+      </w:r>
+      <w:r>
+        <w:rPr>
+          <w:rFonts w:ascii="Book Antiqua" w:hAnsi="Book Antiqua"/>
+          <w:sz w:val="18"/>
+          <w:szCs w:val="18"/>
+        </w:rPr>
+        <w:t xml:space="preserve"> fungicida seja de 50%, e que as respostas sejam </w:t>
+      </w:r>
+      <w:r>
+        <w:rPr>
+          <w:rFonts w:ascii="Book Antiqua" w:hAnsi="Book Antiqua"/>
+          <w:sz w:val="18"/>
+          <w:szCs w:val="18"/>
+        </w:rPr>
+        <w:t>independentes. Dado</w:t>
+      </w:r>
+      <w:r>
+        <w:rPr>
+          <w:rFonts w:ascii="Book Antiqua" w:hAnsi="Book Antiqua"/>
+          <w:sz w:val="18"/>
+          <w:szCs w:val="18"/>
+        </w:rPr>
+        <w:t xml:space="preserve"> um conjunto de </w:t>
+      </w:r>
+      <m:oMath>
+        <m:r>
+          <w:rPr>
+            <w:rFonts w:ascii="Cambria Math" w:hAnsi="Cambria Math"/>
+            <w:sz w:val="18"/>
+            <w:szCs w:val="18"/>
+          </w:rPr>
+          <m:t>5</m:t>
+        </m:r>
+      </m:oMath>
+      <w:r>
+        <w:rPr>
+          <w:rFonts w:ascii="Book Antiqua" w:hAnsi="Book Antiqua"/>
+          <w:sz w:val="18"/>
+          <w:szCs w:val="18"/>
+        </w:rPr>
+        <w:t xml:space="preserve"> plantas </w:t>
+      </w:r>
+      <w:r>
+        <w:rPr>
+          <w:rFonts w:ascii="Book Antiqua" w:hAnsi="Book Antiqua"/>
+          <w:sz w:val="18"/>
+          <w:szCs w:val="18"/>
+        </w:rPr>
+        <w:t xml:space="preserve">doentes tratadas com esse fungicida, </w:t>
+      </w:r>
+      <w:r>
+        <w:rPr>
+          <w:rFonts w:ascii="Book Antiqua" w:hAnsi="Book Antiqua"/>
+          <w:sz w:val="18"/>
+          <w:szCs w:val="18"/>
+        </w:rPr>
+        <w:t>p</w:t>
+      </w:r>
+      <w:r>
+        <w:rPr>
+          <w:rFonts w:ascii="Book Antiqua" w:hAnsi="Book Antiqua"/>
+          <w:sz w:val="18"/>
+          <w:szCs w:val="18"/>
+        </w:rPr>
+        <w:t>ede-se:</w:t>
       </w:r>
     </w:p>
     <w:p>
       <w:pPr>
         <w:pStyle w:val="Corpodetexto21"/>
+        <w:numPr>
+          <w:ilvl w:val="0"/>
+          <w:numId w:val="8"/>
+        </w:numPr>
         <w:tabs>
           <w:tab w:val="clear" w:pos="426"/>
-        </w:tabs>
-        <w:ind w:left="0" w:firstLine="0"/>
-        <w:rPr>
-          <w:rFonts w:ascii="Book Antiqua" w:hAnsi="Book Antiqua"/>
-          <w:sz w:val="20"/>
-        </w:rPr>
-      </w:pPr>
+          <w:tab w:val="clear" w:pos="720"/>
+        </w:tabs>
+        <w:ind w:left="993"/>
+        <w:rPr>
+          <w:rFonts w:ascii="Book Antiqua" w:hAnsi="Book Antiqua"/>
+          <w:sz w:val="18"/>
+          <w:szCs w:val="18"/>
+        </w:rPr>
+      </w:pPr>
+      <w:r>
+        <w:rPr>
+          <w:rFonts w:ascii="Book Antiqua" w:hAnsi="Book Antiqua"/>
+          <w:sz w:val="18"/>
+          <w:szCs w:val="18"/>
+        </w:rPr>
+        <w:t xml:space="preserve">Apresentar a distribuição de probabilidade de </w:t>
+      </w:r>
+      <m:oMath>
+        <m:r>
+          <w:rPr>
+            <w:rFonts w:ascii="Cambria Math" w:hAnsi="Cambria Math"/>
+            <w:sz w:val="18"/>
+            <w:szCs w:val="18"/>
+          </w:rPr>
+          <m:t>X</m:t>
+        </m:r>
+      </m:oMath>
+      <w:r>
+        <w:rPr>
+          <w:rFonts w:ascii="Book Antiqua" w:hAnsi="Book Antiqua"/>
+          <w:sz w:val="18"/>
+          <w:szCs w:val="18"/>
+        </w:rPr>
+        <w:t xml:space="preserve"> </w:t>
+      </w:r>
+      <w:r>
+        <w:rPr>
+          <w:rFonts w:ascii="Book Antiqua" w:hAnsi="Book Antiqua"/>
+          <w:sz w:val="18"/>
+          <w:szCs w:val="18"/>
+        </w:rPr>
+        <w:t>em forma de tabela</w:t>
+      </w:r>
+      <w:r>
+        <w:rPr>
+          <w:rFonts w:ascii="Book Antiqua" w:hAnsi="Book Antiqua"/>
+          <w:sz w:val="18"/>
+          <w:szCs w:val="18"/>
+        </w:rPr>
+        <w:t xml:space="preserve"> e gráfico</w:t>
+      </w:r>
+      <w:r>
+        <w:rPr>
+          <w:rFonts w:ascii="Book Antiqua" w:hAnsi="Book Antiqua"/>
+          <w:sz w:val="18"/>
+          <w:szCs w:val="18"/>
+        </w:rPr>
+        <w:t xml:space="preserve">. </w:t>
+      </w:r>
     </w:p>
     <w:p>
       <w:pPr>
         <w:pStyle w:val="Corpodetexto21"/>
+        <w:numPr>
+          <w:ilvl w:val="0"/>
+          <w:numId w:val="8"/>
+        </w:numPr>
         <w:tabs>
           <w:tab w:val="clear" w:pos="426"/>
-        </w:tabs>
-        <w:ind w:left="0" w:firstLine="0"/>
-        <w:rPr>
-          <w:rFonts w:ascii="Book Antiqua" w:hAnsi="Book Antiqua"/>
-          <w:sz w:val="20"/>
-        </w:rPr>
-      </w:pPr>
-      <w:r>
-        <w:rPr>
-          <w:rFonts w:ascii="Book Antiqua" w:hAnsi="Book Antiqua"/>
-          <w:sz w:val="20"/>
-        </w:rPr>
-        <w:t xml:space="preserve">2) </w:t>
-      </w:r>
-      <w:r>
-        <w:rPr>
-          <w:rFonts w:ascii="Book Antiqua" w:hAnsi="Book Antiqua"/>
-          <w:sz w:val="20"/>
-        </w:rPr>
-        <w:tab/>
-        <w:t xml:space="preserve">Se 10% de uma vacina de um determinado laboratório ficarem inativadas entre o segundo e o terceiro ano de armazenamento, qual será a probabilidade de, em uma amostra de 10 vacinas armazenadas há dois anos e meio, se encontrar: a) uma inativada?  </w:t>
-      </w:r>
-      <w:proofErr w:type="gramStart"/>
-      <w:r>
-        <w:rPr>
-          <w:rFonts w:ascii="Book Antiqua" w:hAnsi="Book Antiqua"/>
-          <w:sz w:val="20"/>
-        </w:rPr>
-        <w:t>e  b</w:t>
-      </w:r>
-      <w:proofErr w:type="gramEnd"/>
-      <w:r>
-        <w:rPr>
-          <w:rFonts w:ascii="Book Antiqua" w:hAnsi="Book Antiqua"/>
-          <w:sz w:val="20"/>
-        </w:rPr>
-        <w:t>) três inativadas?</w:t>
+          <w:tab w:val="clear" w:pos="720"/>
+        </w:tabs>
+        <w:ind w:left="993"/>
+        <w:rPr>
+          <w:rFonts w:ascii="Book Antiqua" w:hAnsi="Book Antiqua"/>
+          <w:sz w:val="18"/>
+          <w:szCs w:val="18"/>
+        </w:rPr>
+      </w:pPr>
+      <w:r>
+        <w:rPr>
+          <w:rFonts w:ascii="Book Antiqua" w:hAnsi="Book Antiqua"/>
+          <w:sz w:val="18"/>
+          <w:szCs w:val="18"/>
+        </w:rPr>
+        <w:t xml:space="preserve">Calcular </w:t>
+      </w:r>
+      <m:oMath>
+        <m:r>
+          <w:rPr>
+            <w:rFonts w:ascii="Cambria Math" w:hAnsi="Cambria Math"/>
+            <w:sz w:val="18"/>
+            <w:szCs w:val="18"/>
+          </w:rPr>
+          <m:t>E(X)</m:t>
+        </m:r>
+      </m:oMath>
+      <w:r>
+        <w:rPr>
+          <w:rFonts w:ascii="Book Antiqua" w:hAnsi="Book Antiqua"/>
+          <w:sz w:val="18"/>
+          <w:szCs w:val="18"/>
+        </w:rPr>
+        <w:t xml:space="preserve"> </w:t>
+      </w:r>
+      <w:r>
+        <w:rPr>
+          <w:rFonts w:ascii="Book Antiqua" w:hAnsi="Book Antiqua"/>
+          <w:sz w:val="18"/>
+          <w:szCs w:val="18"/>
+        </w:rPr>
+        <w:t xml:space="preserve">e </w:t>
+      </w:r>
+      <m:oMath>
+        <m:r>
+          <w:rPr>
+            <w:rFonts w:ascii="Cambria Math" w:hAnsi="Cambria Math"/>
+            <w:sz w:val="18"/>
+            <w:szCs w:val="18"/>
+          </w:rPr>
+          <m:t>Var(X)</m:t>
+        </m:r>
+      </m:oMath>
+      <w:r>
+        <w:rPr>
+          <w:rFonts w:ascii="Book Antiqua" w:hAnsi="Book Antiqua"/>
+          <w:sz w:val="18"/>
+          <w:szCs w:val="18"/>
+        </w:rPr>
+        <w:t>.</w:t>
       </w:r>
     </w:p>
     <w:p>
       <w:pPr>
         <w:pStyle w:val="Corpodetexto21"/>
-        <w:tabs>
-          <w:tab w:val="clear" w:pos="426"/>
-        </w:tabs>
-        <w:ind w:left="0" w:firstLine="0"/>
-        <w:rPr>
-          <w:rFonts w:ascii="Book Antiqua" w:hAnsi="Book Antiqua"/>
-          <w:sz w:val="20"/>
+        <w:rPr>
+          <w:rFonts w:ascii="Book Antiqua" w:hAnsi="Book Antiqua"/>
+          <w:sz w:val="18"/>
+          <w:szCs w:val="18"/>
         </w:rPr>
       </w:pPr>
     </w:p>
     <w:p>
       <w:pPr>
         <w:pStyle w:val="Corpodetexto21"/>
+        <w:rPr>
+          <w:rFonts w:ascii="Book Antiqua" w:hAnsi="Book Antiqua"/>
+          <w:sz w:val="18"/>
+          <w:szCs w:val="18"/>
+        </w:rPr>
+      </w:pPr>
+      <w:r>
+        <w:rPr>
+          <w:rFonts w:ascii="Book Antiqua" w:hAnsi="Book Antiqua"/>
+          <w:sz w:val="18"/>
+          <w:szCs w:val="18"/>
+        </w:rPr>
+        <w:t xml:space="preserve">2) </w:t>
+      </w:r>
+      <w:r>
+        <w:rPr>
+          <w:rFonts w:ascii="Book Antiqua" w:hAnsi="Book Antiqua"/>
+          <w:sz w:val="18"/>
+          <w:szCs w:val="18"/>
+        </w:rPr>
+        <w:tab/>
+      </w:r>
+      <w:r>
+        <w:rPr>
+          <w:rFonts w:ascii="Book Antiqua" w:hAnsi="Book Antiqua"/>
+          <w:sz w:val="18"/>
+          <w:szCs w:val="18"/>
+        </w:rPr>
+        <w:t>Uma empresa do setor farmacêutico está avaliando a qualidade de seu estoque. Sabe-se que 10% das vacinas de um determinado lote tornam-se inativadas entre o segundo e o terceiro ano de armazenamento.</w:t>
+      </w:r>
+      <w:r>
+        <w:rPr>
+          <w:rFonts w:ascii="Book Antiqua" w:hAnsi="Book Antiqua"/>
+          <w:sz w:val="18"/>
+          <w:szCs w:val="18"/>
+        </w:rPr>
+        <w:t xml:space="preserve"> </w:t>
+      </w:r>
+      <w:r>
+        <w:rPr>
+          <w:rFonts w:ascii="Book Antiqua" w:hAnsi="Book Antiqua"/>
+          <w:sz w:val="18"/>
+          <w:szCs w:val="18"/>
+        </w:rPr>
+        <w:t xml:space="preserve">Seja </w:t>
+      </w:r>
+      <m:oMath>
+        <m:r>
+          <w:rPr>
+            <w:rFonts w:ascii="Cambria Math" w:hAnsi="Cambria Math"/>
+            <w:sz w:val="18"/>
+            <w:szCs w:val="18"/>
+          </w:rPr>
+          <m:t>X</m:t>
+        </m:r>
+      </m:oMath>
+      <w:r>
+        <w:rPr>
+          <w:rFonts w:ascii="Book Antiqua" w:hAnsi="Book Antiqua"/>
+          <w:sz w:val="18"/>
+          <w:szCs w:val="18"/>
+        </w:rPr>
+        <w:t xml:space="preserve"> o número de vacinas inativadas em uma amostra de </w:t>
+      </w:r>
+      <m:oMath>
+        <m:r>
+          <w:rPr>
+            <w:rFonts w:ascii="Cambria Math" w:hAnsi="Cambria Math"/>
+            <w:sz w:val="18"/>
+            <w:szCs w:val="18"/>
+          </w:rPr>
+          <m:t>10</m:t>
+        </m:r>
+      </m:oMath>
+      <w:r>
+        <w:rPr>
+          <w:rFonts w:ascii="Book Antiqua" w:hAnsi="Book Antiqua"/>
+          <w:sz w:val="18"/>
+          <w:szCs w:val="18"/>
+        </w:rPr>
+        <w:t xml:space="preserve"> unidades retiradas aleatoriamente de um estoque com </w:t>
+      </w:r>
+      <m:oMath>
+        <m:r>
+          <w:rPr>
+            <w:rFonts w:ascii="Cambria Math" w:hAnsi="Cambria Math"/>
+            <w:sz w:val="18"/>
+            <w:szCs w:val="18"/>
+          </w:rPr>
+          <m:t>2</m:t>
+        </m:r>
+      </m:oMath>
+      <w:r>
+        <w:rPr>
+          <w:rFonts w:ascii="Book Antiqua" w:hAnsi="Book Antiqua"/>
+          <w:sz w:val="18"/>
+          <w:szCs w:val="18"/>
+        </w:rPr>
+        <w:t xml:space="preserve"> anos e meio de armazenamento. Suponha que as vacinas se comportam de forma independente.</w:t>
+      </w:r>
+      <w:r>
+        <w:rPr>
+          <w:rFonts w:ascii="Book Antiqua" w:hAnsi="Book Antiqua"/>
+          <w:sz w:val="18"/>
+          <w:szCs w:val="18"/>
+        </w:rPr>
+        <w:t xml:space="preserve"> </w:t>
+      </w:r>
+      <w:r>
+        <w:rPr>
+          <w:rFonts w:ascii="Book Antiqua" w:hAnsi="Book Antiqua"/>
+          <w:sz w:val="18"/>
+          <w:szCs w:val="18"/>
+        </w:rPr>
+        <w:t>Pede-se:</w:t>
+      </w:r>
+    </w:p>
+    <w:p>
+      <w:pPr>
+        <w:pStyle w:val="Corpodetexto21"/>
         <w:tabs>
           <w:tab w:val="clear" w:pos="426"/>
         </w:tabs>
+        <w:ind w:left="1134"/>
+        <w:rPr>
+          <w:rFonts w:ascii="Book Antiqua" w:hAnsi="Book Antiqua"/>
+          <w:sz w:val="18"/>
+          <w:szCs w:val="18"/>
+        </w:rPr>
+      </w:pPr>
+      <w:r>
+        <w:rPr>
+          <w:rFonts w:ascii="Book Antiqua" w:hAnsi="Book Antiqua"/>
+          <w:sz w:val="18"/>
+          <w:szCs w:val="18"/>
+        </w:rPr>
+        <w:t>a) Qual a probabilidade de exatamente 1 vacina inativada?</w:t>
+      </w:r>
+    </w:p>
+    <w:p>
+      <w:pPr>
+        <w:pStyle w:val="Corpodetexto21"/>
+        <w:tabs>
+          <w:tab w:val="clear" w:pos="426"/>
+        </w:tabs>
+        <w:ind w:left="1134" w:hanging="425"/>
+        <w:rPr>
+          <w:rFonts w:ascii="Book Antiqua" w:hAnsi="Book Antiqua"/>
+          <w:sz w:val="18"/>
+          <w:szCs w:val="18"/>
+        </w:rPr>
+      </w:pPr>
+      <w:r>
+        <w:rPr>
+          <w:rFonts w:ascii="Book Antiqua" w:hAnsi="Book Antiqua"/>
+          <w:sz w:val="18"/>
+          <w:szCs w:val="18"/>
+        </w:rPr>
+        <w:t>b) Qual a probabilidade de exatamente 3 vacinas inativadas?</w:t>
+      </w:r>
+    </w:p>
+    <w:p>
+      <w:pPr>
+        <w:pStyle w:val="Corpodetexto21"/>
+        <w:tabs>
+          <w:tab w:val="clear" w:pos="426"/>
+        </w:tabs>
         <w:ind w:left="0" w:firstLine="0"/>
         <w:rPr>
           <w:rFonts w:ascii="Book Antiqua" w:hAnsi="Book Antiqua"/>
-          <w:sz w:val="20"/>
-        </w:rPr>
-      </w:pPr>
-      <w:r>
-        <w:rPr>
-          <w:rFonts w:ascii="Book Antiqua" w:hAnsi="Book Antiqua"/>
-          <w:sz w:val="20"/>
+          <w:sz w:val="18"/>
+          <w:szCs w:val="18"/>
+        </w:rPr>
+      </w:pPr>
+    </w:p>
+    <w:p>
+      <w:pPr>
+        <w:pStyle w:val="Corpodetexto21"/>
+        <w:rPr>
+          <w:rFonts w:ascii="Book Antiqua" w:hAnsi="Book Antiqua"/>
+          <w:sz w:val="18"/>
+          <w:szCs w:val="18"/>
+        </w:rPr>
+      </w:pPr>
+      <w:r>
+        <w:rPr>
+          <w:rFonts w:ascii="Book Antiqua" w:hAnsi="Book Antiqua"/>
+          <w:sz w:val="18"/>
+          <w:szCs w:val="18"/>
         </w:rPr>
         <w:t>3)</w:t>
       </w:r>
       <w:r>
         <w:rPr>
           <w:rFonts w:ascii="Book Antiqua" w:hAnsi="Book Antiqua"/>
-          <w:sz w:val="20"/>
+          <w:sz w:val="18"/>
+          <w:szCs w:val="18"/>
         </w:rPr>
         <w:tab/>
-        <w:t>Vamos admitir</w:t>
-      </w:r>
-      <w:r>
-        <w:rPr>
-          <w:rFonts w:ascii="Book Antiqua" w:hAnsi="Book Antiqua"/>
-          <w:sz w:val="20"/>
+      </w:r>
+      <w:r>
+        <w:rPr>
+          <w:rFonts w:ascii="Book Antiqua" w:hAnsi="Book Antiqua"/>
+          <w:sz w:val="18"/>
+          <w:szCs w:val="18"/>
+        </w:rPr>
+        <w:t xml:space="preserve">Considere que a probabilidade de um recém-nascido vivo apresentar uma determinada anomalia seja de </w:t>
+      </w:r>
+      <m:oMath>
+        <m:r>
+          <w:rPr>
+            <w:rFonts w:ascii="Cambria Math" w:hAnsi="Cambria Math"/>
+            <w:sz w:val="18"/>
+            <w:szCs w:val="18"/>
+          </w:rPr>
+          <m:t>0,004</m:t>
+        </m:r>
+      </m:oMath>
+      <w:r>
+        <w:rPr>
+          <w:rFonts w:ascii="Book Antiqua" w:hAnsi="Book Antiqua"/>
+          <w:sz w:val="18"/>
+          <w:szCs w:val="18"/>
+        </w:rPr>
+        <w:t>. Deseja-se avaliar a ocorrência desse evento em um conjunto de 1.000</w:t>
+      </w:r>
+      <w:r>
+        <w:rPr>
+          <w:rFonts w:ascii="Book Antiqua" w:hAnsi="Book Antiqua"/>
+          <w:sz w:val="18"/>
+          <w:szCs w:val="18"/>
+        </w:rPr>
+        <w:t xml:space="preserve"> (mil)</w:t>
+      </w:r>
+      <w:r>
+        <w:rPr>
+          <w:rFonts w:ascii="Book Antiqua" w:hAnsi="Book Antiqua"/>
+          <w:sz w:val="18"/>
+          <w:szCs w:val="18"/>
+        </w:rPr>
+        <w:t xml:space="preserve"> nascimentos.</w:t>
+      </w:r>
+      <w:r>
+        <w:rPr>
+          <w:rFonts w:ascii="Book Antiqua" w:hAnsi="Book Antiqua"/>
+          <w:sz w:val="18"/>
+          <w:szCs w:val="18"/>
         </w:rPr>
         <w:t xml:space="preserve"> </w:t>
       </w:r>
       <w:r>
         <w:rPr>
           <w:rFonts w:ascii="Book Antiqua" w:hAnsi="Book Antiqua"/>
-          <w:sz w:val="20"/>
-        </w:rPr>
-        <w:t>a probabilidade de um recém-nascido vivo apresentar uma determinada anomalia é 0,004.  Determine a probabilidade de, em 1.000 recém-nascidos vivos, nenhum apresentar a anomalia.  (Admita que a variável aleatória X que indica o número de recém-nascidos vivos com a anomalia tem, aproximadamente, distribuição de Poisson).</w:t>
-      </w:r>
+          <w:sz w:val="18"/>
+          <w:szCs w:val="18"/>
+        </w:rPr>
+        <w:t xml:space="preserve">Seja </w:t>
+      </w:r>
+      <m:oMath>
+        <m:r>
+          <w:rPr>
+            <w:rFonts w:ascii="Cambria Math" w:hAnsi="Cambria Math"/>
+            <w:sz w:val="18"/>
+            <w:szCs w:val="18"/>
+          </w:rPr>
+          <m:t>X</m:t>
+        </m:r>
+      </m:oMath>
+      <w:r>
+        <w:rPr>
+          <w:rFonts w:ascii="Book Antiqua" w:hAnsi="Book Antiqua"/>
+          <w:sz w:val="18"/>
+          <w:szCs w:val="18"/>
+        </w:rPr>
+        <w:t xml:space="preserve"> a variável aleatória que representa o número de recém-nascidos com a anomalia. Como </w:t>
+      </w:r>
+      <m:oMath>
+        <m:r>
+          <w:rPr>
+            <w:rFonts w:ascii="Cambria Math" w:hAnsi="Cambria Math"/>
+            <w:sz w:val="18"/>
+            <w:szCs w:val="18"/>
+          </w:rPr>
+          <m:t>n</m:t>
+        </m:r>
+      </m:oMath>
+      <w:r>
+        <w:rPr>
+          <w:rFonts w:ascii="Book Antiqua" w:hAnsi="Book Antiqua"/>
+          <w:sz w:val="18"/>
+          <w:szCs w:val="18"/>
+        </w:rPr>
+        <w:t xml:space="preserve"> </w:t>
+      </w:r>
+      <w:r>
+        <w:rPr>
+          <w:rFonts w:ascii="Book Antiqua" w:hAnsi="Book Antiqua"/>
+          <w:sz w:val="18"/>
+          <w:szCs w:val="18"/>
+        </w:rPr>
+        <w:t xml:space="preserve">é grande e </w:t>
+      </w:r>
+      <m:oMath>
+        <m:r>
+          <w:rPr>
+            <w:rFonts w:ascii="Cambria Math" w:hAnsi="Cambria Math"/>
+            <w:sz w:val="18"/>
+            <w:szCs w:val="18"/>
+          </w:rPr>
+          <m:t>p</m:t>
+        </m:r>
+      </m:oMath>
+      <w:r>
+        <w:rPr>
+          <w:rFonts w:ascii="Book Antiqua" w:hAnsi="Book Antiqua"/>
+          <w:sz w:val="18"/>
+          <w:szCs w:val="18"/>
+        </w:rPr>
+        <w:t xml:space="preserve"> </w:t>
+      </w:r>
+      <w:r>
+        <w:rPr>
+          <w:rFonts w:ascii="Book Antiqua" w:hAnsi="Book Antiqua"/>
+          <w:sz w:val="18"/>
+          <w:szCs w:val="18"/>
+        </w:rPr>
+        <w:t>é pequeno, pode-se aproximar a distribuição binomial por uma distribuição de Poisson</w:t>
+      </w:r>
+      <w:r>
+        <w:rPr>
+          <w:rFonts w:ascii="Book Antiqua" w:hAnsi="Book Antiqua"/>
+          <w:sz w:val="18"/>
+          <w:szCs w:val="18"/>
+        </w:rPr>
+        <w:t>. Assim, d</w:t>
+      </w:r>
+      <w:r>
+        <w:rPr>
+          <w:rFonts w:ascii="Book Antiqua" w:hAnsi="Book Antiqua"/>
+          <w:sz w:val="18"/>
+          <w:szCs w:val="18"/>
+        </w:rPr>
+        <w:t xml:space="preserve">eterminar a probabilidade de que nenhum recém-nascido apresente a anomalia, ou seja, </w:t>
+      </w:r>
+      <m:oMath>
+        <m:r>
+          <w:rPr>
+            <w:rFonts w:ascii="Cambria Math" w:hAnsi="Cambria Math"/>
+            <w:sz w:val="18"/>
+            <w:szCs w:val="18"/>
+          </w:rPr>
+          <m:t>P(X=0)</m:t>
+        </m:r>
+      </m:oMath>
     </w:p>
     <w:p>
       <w:pPr>
@@ -1133,19 +1631,22 @@
           <w:rFonts w:ascii="Book Antiqua" w:hAnsi="Book Antiqua" w:cs="Times New Roman"/>
           <w:b w:val="0"/>
           <w:bCs w:val="0"/>
-          <w:sz w:val="20"/>
+          <w:sz w:val="18"/>
+          <w:szCs w:val="18"/>
         </w:rPr>
       </w:pPr>
     </w:p>
     <w:p>
       <w:pPr>
         <w:pStyle w:val="Corpodetexto"/>
+        <w:ind w:left="426" w:hanging="426"/>
         <w:jc w:val="both"/>
         <w:rPr>
           <w:rFonts w:ascii="Book Antiqua" w:hAnsi="Book Antiqua" w:cs="Times New Roman"/>
           <w:b w:val="0"/>
           <w:bCs w:val="0"/>
-          <w:sz w:val="20"/>
+          <w:sz w:val="18"/>
+          <w:szCs w:val="18"/>
         </w:rPr>
       </w:pPr>
       <w:r>
@@ -1153,7 +1654,8 @@
           <w:rFonts w:ascii="Book Antiqua" w:hAnsi="Book Antiqua" w:cs="Times New Roman"/>
           <w:b w:val="0"/>
           <w:bCs w:val="0"/>
-          <w:sz w:val="20"/>
+          <w:sz w:val="18"/>
+          <w:szCs w:val="18"/>
         </w:rPr>
         <w:t>4)</w:t>
       </w:r>
@@ -1162,83 +1664,222 @@
           <w:rFonts w:ascii="Book Antiqua" w:hAnsi="Book Antiqua" w:cs="Times New Roman"/>
           <w:b w:val="0"/>
           <w:bCs w:val="0"/>
-          <w:sz w:val="20"/>
+          <w:sz w:val="18"/>
+          <w:szCs w:val="18"/>
         </w:rPr>
         <w:tab/>
-        <w:t>Dois Hereford mochos são cruzados e produzem um bezerro com chifres.  Se forem acasalados depois para que produzam outros seis filhos, qual a probabilidade de que os 6</w:t>
       </w:r>
       <w:r>
         <w:rPr>
           <w:rFonts w:ascii="Book Antiqua" w:hAnsi="Book Antiqua" w:cs="Times New Roman"/>
           <w:b w:val="0"/>
           <w:bCs w:val="0"/>
-          <w:sz w:val="20"/>
-        </w:rPr>
-        <w:t> </w:t>
+          <w:sz w:val="18"/>
+          <w:szCs w:val="18"/>
+        </w:rPr>
+        <w:t xml:space="preserve">Em bovinos, a característica </w:t>
       </w:r>
       <w:r>
         <w:rPr>
           <w:rFonts w:ascii="Book Antiqua" w:hAnsi="Book Antiqua" w:cs="Times New Roman"/>
           <w:b w:val="0"/>
           <w:bCs w:val="0"/>
-          <w:sz w:val="20"/>
-        </w:rPr>
-        <w:t>sejam mochos?  Qual a probabilidade de que 4 dos filhos sejam mochos e 2 com chifres?</w:t>
+          <w:sz w:val="18"/>
+          <w:szCs w:val="18"/>
+        </w:rPr>
+        <w:t>"</w:t>
+      </w:r>
+      <w:r>
+        <w:rPr>
+          <w:rFonts w:ascii="Book Antiqua" w:hAnsi="Book Antiqua" w:cs="Times New Roman"/>
+          <w:b w:val="0"/>
+          <w:bCs w:val="0"/>
+          <w:sz w:val="18"/>
+          <w:szCs w:val="18"/>
+        </w:rPr>
+        <w:t>mocho</w:t>
+      </w:r>
+      <w:r>
+        <w:rPr>
+          <w:rFonts w:ascii="Book Antiqua" w:hAnsi="Book Antiqua" w:cs="Times New Roman"/>
+          <w:b w:val="0"/>
+          <w:bCs w:val="0"/>
+          <w:sz w:val="18"/>
+          <w:szCs w:val="18"/>
+        </w:rPr>
+        <w:t>"</w:t>
+      </w:r>
+      <w:r>
+        <w:rPr>
+          <w:rFonts w:ascii="Book Antiqua" w:hAnsi="Book Antiqua" w:cs="Times New Roman"/>
+          <w:b w:val="0"/>
+          <w:bCs w:val="0"/>
+          <w:sz w:val="18"/>
+          <w:szCs w:val="18"/>
+        </w:rPr>
+        <w:t xml:space="preserve"> (sem chifres) é dominante sobre com chifres. Vamos representar:</w:t>
       </w:r>
     </w:p>
     <w:p>
       <w:pPr>
-        <w:pStyle w:val="Corpodetexto21"/>
-        <w:tabs>
-          <w:tab w:val="clear" w:pos="426"/>
-        </w:tabs>
-        <w:ind w:left="0" w:firstLine="0"/>
-        <w:rPr>
-          <w:rFonts w:ascii="Book Antiqua" w:hAnsi="Book Antiqua"/>
-          <w:sz w:val="20"/>
-        </w:rPr>
-      </w:pPr>
+        <w:pStyle w:val="Corpodetexto"/>
+        <w:numPr>
+          <w:ilvl w:val="0"/>
+          <w:numId w:val="9"/>
+        </w:numPr>
+        <w:ind w:left="4111"/>
+        <w:jc w:val="both"/>
+        <w:rPr>
+          <w:rFonts w:ascii="Book Antiqua" w:hAnsi="Book Antiqua" w:cs="Times New Roman"/>
+          <w:b w:val="0"/>
+          <w:bCs w:val="0"/>
+          <w:sz w:val="18"/>
+          <w:szCs w:val="18"/>
+        </w:rPr>
+      </w:pPr>
+      <w:r>
+        <w:rPr>
+          <w:rFonts w:ascii="Book Antiqua" w:hAnsi="Book Antiqua" w:cs="Times New Roman"/>
+          <w:b w:val="0"/>
+          <w:bCs w:val="0"/>
+          <w:sz w:val="18"/>
+          <w:szCs w:val="18"/>
+        </w:rPr>
+        <w:t>M</w:t>
+      </w:r>
+      <w:r>
+        <w:rPr>
+          <w:rFonts w:ascii="Book Antiqua" w:hAnsi="Book Antiqua" w:cs="Times New Roman"/>
+          <w:b w:val="0"/>
+          <w:bCs w:val="0"/>
+          <w:sz w:val="18"/>
+          <w:szCs w:val="18"/>
+        </w:rPr>
+        <w:t>:</w:t>
+      </w:r>
+      <w:r>
+        <w:rPr>
+          <w:rFonts w:ascii="Book Antiqua" w:hAnsi="Book Antiqua" w:cs="Times New Roman"/>
+          <w:b w:val="0"/>
+          <w:bCs w:val="0"/>
+          <w:sz w:val="18"/>
+          <w:szCs w:val="18"/>
+        </w:rPr>
+        <w:t xml:space="preserve"> alelo dominante (mocho)</w:t>
+      </w:r>
     </w:p>
     <w:p>
       <w:pPr>
-        <w:pStyle w:val="Corpodetexto21"/>
-        <w:tabs>
-          <w:tab w:val="clear" w:pos="426"/>
-        </w:tabs>
-        <w:ind w:left="0" w:firstLine="0"/>
-        <w:rPr>
-          <w:rFonts w:ascii="Book Antiqua" w:hAnsi="Book Antiqua"/>
-          <w:sz w:val="20"/>
-        </w:rPr>
-      </w:pPr>
-      <w:r>
-        <w:rPr>
-          <w:rFonts w:ascii="Book Antiqua" w:hAnsi="Book Antiqua"/>
-          <w:sz w:val="20"/>
-        </w:rPr>
-        <w:t xml:space="preserve">5) </w:t>
-      </w:r>
-      <w:r>
-        <w:rPr>
-          <w:rFonts w:ascii="Book Antiqua" w:hAnsi="Book Antiqua"/>
-          <w:sz w:val="20"/>
-        </w:rPr>
-        <w:tab/>
-        <w:t xml:space="preserve">Sabe-se que o número de suínos castrados (X) de uma fazenda tem distribuição binomial com média 3 e variância 2.  Determine a probabilidade P(X=2). </w:t>
+        <w:pStyle w:val="Corpodetexto"/>
+        <w:numPr>
+          <w:ilvl w:val="0"/>
+          <w:numId w:val="9"/>
+        </w:numPr>
+        <w:ind w:left="4111"/>
+        <w:jc w:val="both"/>
+        <w:rPr>
+          <w:rFonts w:ascii="Book Antiqua" w:hAnsi="Book Antiqua" w:cs="Times New Roman"/>
+          <w:b w:val="0"/>
+          <w:bCs w:val="0"/>
+          <w:sz w:val="18"/>
+          <w:szCs w:val="18"/>
+        </w:rPr>
+      </w:pPr>
+      <w:r>
+        <w:rPr>
+          <w:rFonts w:ascii="Book Antiqua" w:hAnsi="Book Antiqua" w:cs="Times New Roman"/>
+          <w:b w:val="0"/>
+          <w:bCs w:val="0"/>
+          <w:sz w:val="18"/>
+          <w:szCs w:val="18"/>
+        </w:rPr>
+        <w:t>m: alelo recessivo (com chifres)</w:t>
       </w:r>
     </w:p>
     <w:p>
       <w:pPr>
-        <w:pStyle w:val="Corpodetexto21"/>
-        <w:tabs>
-          <w:tab w:val="clear" w:pos="426"/>
-        </w:tabs>
-        <w:ind w:left="0" w:firstLine="0"/>
-        <w:rPr>
-          <w:rFonts w:ascii="Book Antiqua" w:hAnsi="Book Antiqua"/>
-          <w:sz w:val="20"/>
-        </w:rPr>
-      </w:pPr>
+        <w:pStyle w:val="Corpodetexto"/>
+        <w:jc w:val="both"/>
+        <w:rPr>
+          <w:rFonts w:ascii="Book Antiqua" w:hAnsi="Book Antiqua"/>
+          <w:b w:val="0"/>
+          <w:bCs w:val="0"/>
+          <w:sz w:val="18"/>
+          <w:szCs w:val="18"/>
+        </w:rPr>
+      </w:pPr>
+      <w:r>
+        <w:rPr>
+          <w:rFonts w:ascii="Book Antiqua" w:hAnsi="Book Antiqua" w:cs="Times New Roman"/>
+          <w:b w:val="0"/>
+          <w:bCs w:val="0"/>
+          <w:sz w:val="18"/>
+          <w:szCs w:val="18"/>
+        </w:rPr>
+        <w:t xml:space="preserve">Dois animais </w:t>
+      </w:r>
+      <w:proofErr w:type="spellStart"/>
+      <w:r>
+        <w:rPr>
+          <w:rFonts w:ascii="Book Antiqua" w:hAnsi="Book Antiqua" w:cs="Times New Roman"/>
+          <w:b w:val="0"/>
+          <w:bCs w:val="0"/>
+          <w:sz w:val="18"/>
+          <w:szCs w:val="18"/>
+        </w:rPr>
+        <w:t>Hereford</w:t>
+      </w:r>
+      <w:proofErr w:type="spellEnd"/>
+      <w:r>
+        <w:rPr>
+          <w:rFonts w:ascii="Book Antiqua" w:hAnsi="Book Antiqua" w:cs="Times New Roman"/>
+          <w:b w:val="0"/>
+          <w:bCs w:val="0"/>
+          <w:sz w:val="18"/>
+          <w:szCs w:val="18"/>
+        </w:rPr>
+        <w:t xml:space="preserve"> mochos foram cruzados e produziram um bezerro com chifres. Isso só é possível se ambos os pais forem heterozigotos</w:t>
+      </w:r>
+      <w:r>
+        <w:rPr>
+          <w:rFonts w:ascii="Book Antiqua" w:hAnsi="Book Antiqua" w:cs="Times New Roman"/>
+          <w:b w:val="0"/>
+          <w:bCs w:val="0"/>
+          <w:sz w:val="18"/>
+          <w:szCs w:val="18"/>
+        </w:rPr>
+        <w:t xml:space="preserve">, ou seja: </w:t>
+      </w:r>
+      <m:oMath>
+        <m:r>
+          <w:rPr>
+            <w:rFonts w:ascii="Cambria Math" w:hAnsi="Cambria Math" w:cs="Times New Roman"/>
+            <w:sz w:val="18"/>
+            <w:szCs w:val="18"/>
+          </w:rPr>
+          <m:t>Mm×Mm</m:t>
+        </m:r>
+      </m:oMath>
+      <w:r>
+        <w:rPr>
+          <w:rFonts w:ascii="Book Antiqua" w:hAnsi="Book Antiqua" w:cs="Times New Roman"/>
+          <w:b w:val="0"/>
+          <w:bCs w:val="0"/>
+          <w:sz w:val="18"/>
+          <w:szCs w:val="18"/>
+        </w:rPr>
+        <w:t xml:space="preserve">. </w:t>
+      </w:r>
+      <w:r>
+        <w:rPr>
+          <w:rFonts w:ascii="Book Antiqua" w:hAnsi="Book Antiqua"/>
+          <w:b w:val="0"/>
+          <w:bCs w:val="0"/>
+          <w:sz w:val="18"/>
+          <w:szCs w:val="18"/>
+        </w:rPr>
+        <w:t>Considerando um novo acasalamento entre esses mesmos animais e assumindo independência entre os nascimentos, responda:</w:t>
+      </w:r>
     </w:p>
     <w:p>
       <w:pPr>
@@ -1246,75 +1887,411 @@
         <w:tabs>
           <w:tab w:val="clear" w:pos="426"/>
         </w:tabs>
-        <w:ind w:left="0" w:firstLine="0"/>
-        <w:rPr>
-          <w:rFonts w:ascii="Book Antiqua" w:hAnsi="Book Antiqua"/>
-          <w:sz w:val="20"/>
-        </w:rPr>
-      </w:pPr>
-      <w:r>
-        <w:rPr>
-          <w:rFonts w:ascii="Book Antiqua" w:hAnsi="Book Antiqua"/>
-          <w:sz w:val="20"/>
-        </w:rPr>
-        <w:t xml:space="preserve">6) </w:t>
-      </w:r>
-      <w:r>
-        <w:rPr>
-          <w:rFonts w:ascii="Book Antiqua" w:hAnsi="Book Antiqua"/>
-          <w:sz w:val="20"/>
-        </w:rPr>
-        <w:tab/>
-        <w:t>Sabe-se que 10% das vacinas de um determinado laboratório têm validade vencida.  Retiram-se, casualmente, 10 vacinas de uma partida, qual a probabilidade de: a) todas as vacinas</w:t>
-      </w:r>
-      <w:r>
-        <w:rPr>
-          <w:rFonts w:ascii="Book Antiqua" w:hAnsi="Book Antiqua"/>
-          <w:sz w:val="20"/>
-        </w:rPr>
-        <w:t xml:space="preserve"> estarem com validade vencida?</w:t>
-      </w:r>
-      <w:r>
-        <w:rPr>
-          <w:rFonts w:ascii="Book Antiqua" w:hAnsi="Book Antiqua"/>
-          <w:sz w:val="20"/>
-        </w:rPr>
-        <w:t xml:space="preserve">  b) no máximo três vacinas estarem com validade vencida?   c)</w:t>
-      </w:r>
-      <w:r>
-        <w:rPr>
-          <w:rFonts w:ascii="Book Antiqua" w:hAnsi="Book Antiqua"/>
-          <w:sz w:val="20"/>
-        </w:rPr>
-        <w:t> </w:t>
-      </w:r>
-      <w:r>
-        <w:rPr>
-          <w:rFonts w:ascii="Book Antiqua" w:hAnsi="Book Antiqua"/>
-          <w:sz w:val="20"/>
-        </w:rPr>
-        <w:t>pelo menos uma com validade vencida?   e   d) uma vacina estar com validade vencida?</w:t>
+        <w:ind w:left="993"/>
+        <w:rPr>
+          <w:rFonts w:ascii="Book Antiqua" w:hAnsi="Book Antiqua"/>
+          <w:sz w:val="18"/>
+          <w:szCs w:val="18"/>
+        </w:rPr>
+      </w:pPr>
+      <w:r>
+        <w:rPr>
+          <w:rFonts w:ascii="Book Antiqua" w:hAnsi="Book Antiqua"/>
+          <w:sz w:val="18"/>
+          <w:szCs w:val="18"/>
+        </w:rPr>
+        <w:t>a) Qual é a probabilidade de que os próximos seis bezerros sejam todos mochos?</w:t>
       </w:r>
     </w:p>
     <w:p>
       <w:pPr>
-        <w:jc w:val="both"/>
-        <w:rPr>
-          <w:rFonts w:ascii="Book Antiqua" w:hAnsi="Book Antiqua"/>
-        </w:rPr>
-      </w:pPr>
-      <w:r>
-        <w:rPr>
-          <w:rFonts w:ascii="Book Antiqua" w:hAnsi="Book Antiqua"/>
-        </w:rPr>
-        <w:t>Se um pecuarista tem 2.000 animais que serão vacinados, qual o número provável de animais que terão vacinação comprometida?</w:t>
+        <w:pStyle w:val="Corpodetexto21"/>
+        <w:tabs>
+          <w:tab w:val="clear" w:pos="426"/>
+        </w:tabs>
+        <w:ind w:left="993"/>
+        <w:rPr>
+          <w:rFonts w:ascii="Book Antiqua" w:hAnsi="Book Antiqua"/>
+          <w:sz w:val="18"/>
+          <w:szCs w:val="18"/>
+        </w:rPr>
+      </w:pPr>
+      <w:r>
+        <w:rPr>
+          <w:rFonts w:ascii="Book Antiqua" w:hAnsi="Book Antiqua"/>
+          <w:sz w:val="18"/>
+          <w:szCs w:val="18"/>
+        </w:rPr>
+        <w:t>b) Qual é a probabilidade de que, entre os seis bezerros, exatamente quatro sejam?</w:t>
       </w:r>
     </w:p>
     <w:p>
       <w:pPr>
-        <w:jc w:val="both"/>
-        <w:rPr>
-          <w:rFonts w:ascii="Book Antiqua" w:hAnsi="Book Antiqua"/>
+        <w:pStyle w:val="Corpodetexto21"/>
+        <w:tabs>
+          <w:tab w:val="clear" w:pos="426"/>
+        </w:tabs>
+        <w:ind w:left="0" w:firstLine="0"/>
+        <w:rPr>
+          <w:rFonts w:ascii="Book Antiqua" w:hAnsi="Book Antiqua"/>
+          <w:sz w:val="18"/>
+          <w:szCs w:val="18"/>
+        </w:rPr>
+      </w:pPr>
+    </w:p>
+    <w:p>
+      <w:pPr>
+        <w:pStyle w:val="Corpodetexto21"/>
+        <w:rPr>
+          <w:rFonts w:ascii="Book Antiqua" w:hAnsi="Book Antiqua"/>
+          <w:sz w:val="18"/>
+          <w:szCs w:val="18"/>
+        </w:rPr>
+      </w:pPr>
+      <w:r>
+        <w:rPr>
+          <w:rFonts w:ascii="Book Antiqua" w:hAnsi="Book Antiqua"/>
+          <w:sz w:val="18"/>
+          <w:szCs w:val="18"/>
+        </w:rPr>
+        <w:t xml:space="preserve">5) </w:t>
+      </w:r>
+      <w:r>
+        <w:rPr>
+          <w:rFonts w:ascii="Book Antiqua" w:hAnsi="Book Antiqua"/>
+          <w:sz w:val="18"/>
+          <w:szCs w:val="18"/>
+        </w:rPr>
+        <w:tab/>
+      </w:r>
+      <w:r>
+        <w:rPr>
+          <w:rFonts w:ascii="Book Antiqua" w:hAnsi="Book Antiqua"/>
+          <w:sz w:val="18"/>
+          <w:szCs w:val="18"/>
+        </w:rPr>
+        <w:t>Em um experimento, avalia-se a eficácia de um inseticida no controle de uma determinada praga em plantas. Em cada unidade amostral, registra-se o número de insetos mortos após a aplicação do produto.</w:t>
+      </w:r>
+      <w:r>
+        <w:rPr>
+          <w:rFonts w:ascii="Book Antiqua" w:hAnsi="Book Antiqua"/>
+          <w:sz w:val="18"/>
+          <w:szCs w:val="18"/>
+        </w:rPr>
+        <w:t xml:space="preserve"> </w:t>
+      </w:r>
+      <w:r>
+        <w:rPr>
+          <w:rFonts w:ascii="Book Antiqua" w:hAnsi="Book Antiqua"/>
+          <w:sz w:val="18"/>
+          <w:szCs w:val="18"/>
+        </w:rPr>
+        <w:t xml:space="preserve">Sabe-se que o número de insetos mortos por unidade, representado por </w:t>
+      </w:r>
+      <m:oMath>
+        <m:r>
+          <w:rPr>
+            <w:rFonts w:ascii="Cambria Math" w:hAnsi="Cambria Math"/>
+            <w:sz w:val="18"/>
+            <w:szCs w:val="18"/>
+          </w:rPr>
+          <m:t>X</m:t>
+        </m:r>
+      </m:oMath>
+      <w:r>
+        <w:rPr>
+          <w:rFonts w:ascii="Book Antiqua" w:hAnsi="Book Antiqua"/>
+          <w:sz w:val="18"/>
+          <w:szCs w:val="18"/>
+        </w:rPr>
+        <w:t>, segue uma distribuição binomial, com média igual a 3 e variância igual a 2.</w:t>
+      </w:r>
+      <w:r>
+        <w:rPr>
+          <w:rFonts w:ascii="Book Antiqua" w:hAnsi="Book Antiqua"/>
+          <w:sz w:val="18"/>
+          <w:szCs w:val="18"/>
+        </w:rPr>
+        <w:t xml:space="preserve"> </w:t>
+      </w:r>
+      <w:r>
+        <w:rPr>
+          <w:rFonts w:ascii="Book Antiqua" w:hAnsi="Book Antiqua"/>
+          <w:sz w:val="18"/>
+          <w:szCs w:val="18"/>
+        </w:rPr>
+        <w:t xml:space="preserve">Determinar a probabilidade de que, em uma unidade amostral, exatamente 2 insetos sejam mortos pelo inseticida, ou seja, calcular </w:t>
+      </w:r>
+      <m:oMath>
+        <m:r>
+          <w:rPr>
+            <w:rFonts w:ascii="Cambria Math" w:hAnsi="Cambria Math"/>
+            <w:sz w:val="18"/>
+            <w:szCs w:val="18"/>
+          </w:rPr>
+          <m:t>P(X=2)</m:t>
+        </m:r>
+      </m:oMath>
+    </w:p>
+    <w:p>
+      <w:pPr>
+        <w:pStyle w:val="Corpodetexto21"/>
+        <w:tabs>
+          <w:tab w:val="clear" w:pos="426"/>
+        </w:tabs>
+        <w:ind w:left="0" w:firstLine="0"/>
+        <w:rPr>
+          <w:rFonts w:ascii="Book Antiqua" w:hAnsi="Book Antiqua"/>
+          <w:sz w:val="18"/>
+          <w:szCs w:val="18"/>
+        </w:rPr>
+      </w:pPr>
+    </w:p>
+    <w:p>
+      <w:pPr>
+        <w:pStyle w:val="Corpodetexto21"/>
+        <w:rPr>
+          <w:rFonts w:ascii="Book Antiqua" w:hAnsi="Book Antiqua"/>
+          <w:sz w:val="18"/>
+          <w:szCs w:val="18"/>
+        </w:rPr>
+      </w:pPr>
+      <w:r>
+        <w:rPr>
+          <w:rFonts w:ascii="Book Antiqua" w:hAnsi="Book Antiqua"/>
+          <w:sz w:val="18"/>
+          <w:szCs w:val="18"/>
+        </w:rPr>
+        <w:t xml:space="preserve">6) </w:t>
+      </w:r>
+      <w:r>
+        <w:rPr>
+          <w:rFonts w:ascii="Book Antiqua" w:hAnsi="Book Antiqua"/>
+          <w:sz w:val="18"/>
+          <w:szCs w:val="18"/>
+        </w:rPr>
+        <w:tab/>
+      </w:r>
+      <w:r>
+        <w:rPr>
+          <w:rFonts w:ascii="Book Antiqua" w:hAnsi="Book Antiqua"/>
+          <w:sz w:val="18"/>
+          <w:szCs w:val="18"/>
+        </w:rPr>
+        <w:t>Uma empresa está avaliando a qualidade de um lote de produtos. Sabe-se que 10% dos itens apresentam defeito, o que compromete sua comercialização.</w:t>
+      </w:r>
+      <w:r>
+        <w:rPr>
+          <w:rFonts w:ascii="Book Antiqua" w:hAnsi="Book Antiqua"/>
+          <w:sz w:val="18"/>
+          <w:szCs w:val="18"/>
+        </w:rPr>
+        <w:t xml:space="preserve"> </w:t>
+      </w:r>
+      <w:r>
+        <w:rPr>
+          <w:rFonts w:ascii="Book Antiqua" w:hAnsi="Book Antiqua"/>
+          <w:sz w:val="18"/>
+          <w:szCs w:val="18"/>
+        </w:rPr>
+        <w:t xml:space="preserve">Um analista de qualidade seleciona, aleatoriamente, 10 produtos desse lote para inspeção. Seja </w:t>
+      </w:r>
+      <m:oMath>
+        <m:r>
+          <w:rPr>
+            <w:rFonts w:ascii="Cambria Math" w:hAnsi="Cambria Math"/>
+            <w:sz w:val="18"/>
+            <w:szCs w:val="18"/>
+          </w:rPr>
+          <m:t>X</m:t>
+        </m:r>
+      </m:oMath>
+      <w:r>
+        <w:rPr>
+          <w:rFonts w:ascii="Book Antiqua" w:hAnsi="Book Antiqua"/>
+          <w:sz w:val="18"/>
+          <w:szCs w:val="18"/>
+        </w:rPr>
+        <w:t xml:space="preserve"> o número de produtos defeituosos na amostra.</w:t>
+      </w:r>
+      <w:r>
+        <w:rPr>
+          <w:rFonts w:ascii="Book Antiqua" w:hAnsi="Book Antiqua"/>
+          <w:sz w:val="18"/>
+          <w:szCs w:val="18"/>
+        </w:rPr>
+        <w:t xml:space="preserve"> </w:t>
+      </w:r>
+      <w:r>
+        <w:rPr>
+          <w:rFonts w:ascii="Book Antiqua" w:hAnsi="Book Antiqua"/>
+          <w:sz w:val="18"/>
+          <w:szCs w:val="18"/>
+        </w:rPr>
+        <w:t>Pede-se:</w:t>
+      </w:r>
+    </w:p>
+    <w:p>
+      <w:pPr>
+        <w:pStyle w:val="Corpodetexto21"/>
+        <w:tabs>
+          <w:tab w:val="clear" w:pos="426"/>
+        </w:tabs>
+        <w:ind w:left="993" w:hanging="405"/>
+        <w:rPr>
+          <w:rFonts w:ascii="Book Antiqua" w:hAnsi="Book Antiqua"/>
+          <w:sz w:val="18"/>
+          <w:szCs w:val="18"/>
+        </w:rPr>
+      </w:pPr>
+      <w:r>
+        <w:rPr>
+          <w:rFonts w:ascii="Book Antiqua" w:hAnsi="Book Antiqua"/>
+          <w:sz w:val="18"/>
+          <w:szCs w:val="18"/>
+        </w:rPr>
+        <w:t>a) Qual a probabilidade de que todos os produtos sejam defeituosos?</w:t>
+      </w:r>
+    </w:p>
+    <w:p>
+      <w:pPr>
+        <w:pStyle w:val="Corpodetexto21"/>
+        <w:tabs>
+          <w:tab w:val="clear" w:pos="426"/>
+        </w:tabs>
+        <w:ind w:left="993" w:hanging="405"/>
+        <w:rPr>
+          <w:rFonts w:ascii="Book Antiqua" w:hAnsi="Book Antiqua"/>
+          <w:sz w:val="18"/>
+          <w:szCs w:val="18"/>
+        </w:rPr>
+      </w:pPr>
+      <w:r>
+        <w:rPr>
+          <w:rFonts w:ascii="Book Antiqua" w:hAnsi="Book Antiqua"/>
+          <w:sz w:val="18"/>
+          <w:szCs w:val="18"/>
+        </w:rPr>
+        <w:t>b) Qual a probabilidade de que no máximo três produtos sejam defeituosos?</w:t>
+      </w:r>
+    </w:p>
+    <w:p>
+      <w:pPr>
+        <w:pStyle w:val="Corpodetexto21"/>
+        <w:tabs>
+          <w:tab w:val="clear" w:pos="426"/>
+        </w:tabs>
+        <w:ind w:left="993" w:hanging="405"/>
+        <w:rPr>
+          <w:rFonts w:ascii="Book Antiqua" w:hAnsi="Book Antiqua"/>
+          <w:sz w:val="18"/>
+          <w:szCs w:val="18"/>
+        </w:rPr>
+      </w:pPr>
+      <w:r>
+        <w:rPr>
+          <w:rFonts w:ascii="Book Antiqua" w:hAnsi="Book Antiqua"/>
+          <w:sz w:val="18"/>
+          <w:szCs w:val="18"/>
+        </w:rPr>
+        <w:t>c) Qual a probabilidade de que pelo menos um produto seja defeituoso?</w:t>
+      </w:r>
+    </w:p>
+    <w:p>
+      <w:pPr>
+        <w:pStyle w:val="Corpodetexto21"/>
+        <w:tabs>
+          <w:tab w:val="clear" w:pos="426"/>
+        </w:tabs>
+        <w:ind w:left="993" w:hanging="405"/>
+        <w:rPr>
+          <w:rFonts w:ascii="Book Antiqua" w:hAnsi="Book Antiqua"/>
+          <w:sz w:val="18"/>
+          <w:szCs w:val="18"/>
+        </w:rPr>
+      </w:pPr>
+      <w:r>
+        <w:rPr>
+          <w:rFonts w:ascii="Book Antiqua" w:hAnsi="Book Antiqua"/>
+          <w:sz w:val="18"/>
+          <w:szCs w:val="18"/>
+        </w:rPr>
+        <w:t>d) Qual a probabilidade de que exatamente um produto seja defeituoso?</w:t>
+      </w:r>
+    </w:p>
+    <w:p>
+      <w:pPr>
+        <w:pStyle w:val="Corpodetexto21"/>
+        <w:tabs>
+          <w:tab w:val="clear" w:pos="426"/>
+        </w:tabs>
+        <w:ind w:left="993" w:hanging="405"/>
+        <w:rPr>
+          <w:rFonts w:ascii="Book Antiqua" w:hAnsi="Book Antiqua"/>
+          <w:sz w:val="18"/>
+          <w:szCs w:val="18"/>
+        </w:rPr>
+      </w:pPr>
+      <w:r>
+        <w:rPr>
+          <w:rFonts w:ascii="Book Antiqua" w:hAnsi="Book Antiqua"/>
+          <w:sz w:val="18"/>
+          <w:szCs w:val="18"/>
+        </w:rPr>
+        <w:t xml:space="preserve">e) </w:t>
+      </w:r>
+      <w:r>
+        <w:rPr>
+          <w:rFonts w:ascii="Book Antiqua" w:hAnsi="Book Antiqua"/>
+          <w:sz w:val="18"/>
+          <w:szCs w:val="18"/>
+        </w:rPr>
+        <w:t xml:space="preserve">Se um cliente adquire 2.000 </w:t>
+      </w:r>
+      <w:r>
+        <w:rPr>
+          <w:rFonts w:ascii="Book Antiqua" w:hAnsi="Book Antiqua"/>
+          <w:sz w:val="18"/>
+          <w:szCs w:val="18"/>
+        </w:rPr>
+        <w:t>(</w:t>
+      </w:r>
+      <w:r>
+        <w:rPr>
+          <w:rFonts w:ascii="Book Antiqua" w:hAnsi="Book Antiqua"/>
+          <w:sz w:val="18"/>
+          <w:szCs w:val="18"/>
+        </w:rPr>
+        <w:t>dois mil</w:t>
+      </w:r>
+      <w:r>
+        <w:rPr>
+          <w:rFonts w:ascii="Book Antiqua" w:hAnsi="Book Antiqua"/>
+          <w:sz w:val="18"/>
+          <w:szCs w:val="18"/>
+        </w:rPr>
+        <w:t xml:space="preserve">) </w:t>
+      </w:r>
+      <w:r>
+        <w:rPr>
+          <w:rFonts w:ascii="Book Antiqua" w:hAnsi="Book Antiqua"/>
+          <w:sz w:val="18"/>
+          <w:szCs w:val="18"/>
+        </w:rPr>
+        <w:t>produtos desse mesmo lote, qual é o número esperado de itens defeituosos?</w:t>
+      </w:r>
+    </w:p>
+    <w:p>
+      <w:pPr>
+        <w:pStyle w:val="Corpodetexto21"/>
+        <w:tabs>
+          <w:tab w:val="clear" w:pos="426"/>
+        </w:tabs>
+        <w:ind w:left="0" w:firstLine="0"/>
+        <w:rPr>
+          <w:rFonts w:ascii="Book Antiqua" w:hAnsi="Book Antiqua"/>
+          <w:sz w:val="18"/>
+          <w:szCs w:val="18"/>
         </w:rPr>
       </w:pPr>
     </w:p>
@@ -1327,17 +2304,168 @@
         <w:tabs>
           <w:tab w:val="clear" w:pos="420"/>
         </w:tabs>
-        <w:ind w:left="0" w:firstLine="0"/>
         <w:jc w:val="both"/>
         <w:rPr>
           <w:rFonts w:ascii="Book Antiqua" w:hAnsi="Book Antiqua"/>
-        </w:rPr>
-      </w:pPr>
-      <w:r>
-        <w:rPr>
-          <w:rFonts w:ascii="Book Antiqua" w:hAnsi="Book Antiqua"/>
-        </w:rPr>
-        <w:t>O albinismo é uma característica recessiva rara em bovinos.  Foi estimado que um em 20.000 é albino.  Supondo uma população de 10.000 animais, determinar a probabilidade de se ter dois ou mais albinos?</w:t>
+          <w:sz w:val="18"/>
+          <w:szCs w:val="18"/>
+        </w:rPr>
+      </w:pPr>
+      <w:r>
+        <w:rPr>
+          <w:rFonts w:ascii="Book Antiqua" w:hAnsi="Book Antiqua"/>
+          <w:sz w:val="18"/>
+          <w:szCs w:val="18"/>
+        </w:rPr>
+        <w:t>Em uma linha de produção industrial</w:t>
+      </w:r>
+      <w:r>
+        <w:rPr>
+          <w:rFonts w:ascii="Book Antiqua" w:hAnsi="Book Antiqua"/>
+          <w:sz w:val="18"/>
+          <w:szCs w:val="18"/>
+        </w:rPr>
+        <w:t xml:space="preserve"> c</w:t>
+      </w:r>
+      <w:r>
+        <w:rPr>
+          <w:rFonts w:ascii="Book Antiqua" w:hAnsi="Book Antiqua"/>
+          <w:sz w:val="18"/>
+          <w:szCs w:val="18"/>
+        </w:rPr>
+        <w:t xml:space="preserve">omponentes eletrônicos (chips/controladores), </w:t>
+      </w:r>
+      <w:r>
+        <w:rPr>
+          <w:rFonts w:ascii="Book Antiqua" w:hAnsi="Book Antiqua"/>
+          <w:sz w:val="18"/>
+          <w:szCs w:val="18"/>
+        </w:rPr>
+        <w:t xml:space="preserve">pode </w:t>
+      </w:r>
+      <w:r>
+        <w:rPr>
+          <w:rFonts w:ascii="Book Antiqua" w:hAnsi="Book Antiqua"/>
+          <w:sz w:val="18"/>
+          <w:szCs w:val="18"/>
+        </w:rPr>
+        <w:t>ocorre</w:t>
+      </w:r>
+      <w:r>
+        <w:rPr>
+          <w:rFonts w:ascii="Book Antiqua" w:hAnsi="Book Antiqua"/>
+          <w:sz w:val="18"/>
+          <w:szCs w:val="18"/>
+        </w:rPr>
+        <w:t>r</w:t>
+      </w:r>
+      <w:r>
+        <w:rPr>
+          <w:rFonts w:ascii="Book Antiqua" w:hAnsi="Book Antiqua"/>
+          <w:sz w:val="18"/>
+          <w:szCs w:val="18"/>
+        </w:rPr>
+        <w:t xml:space="preserve"> um defeito raro de fabricação. Estima-se que esse defeito apareça, em média, em </w:t>
+      </w:r>
+      <m:oMath>
+        <m:r>
+          <w:rPr>
+            <w:rFonts w:ascii="Cambria Math" w:hAnsi="Cambria Math"/>
+            <w:sz w:val="18"/>
+            <w:szCs w:val="18"/>
+          </w:rPr>
+          <m:t>1</m:t>
+        </m:r>
+      </m:oMath>
+      <w:r>
+        <w:rPr>
+          <w:rFonts w:ascii="Book Antiqua" w:hAnsi="Book Antiqua"/>
+          <w:sz w:val="18"/>
+          <w:szCs w:val="18"/>
+        </w:rPr>
+        <w:t xml:space="preserve"> a cada </w:t>
+      </w:r>
+      <m:oMath>
+        <m:r>
+          <w:rPr>
+            <w:rFonts w:ascii="Cambria Math" w:hAnsi="Cambria Math"/>
+            <w:sz w:val="18"/>
+            <w:szCs w:val="18"/>
+          </w:rPr>
+          <m:t>20.000</m:t>
+        </m:r>
+      </m:oMath>
+      <w:r>
+        <w:rPr>
+          <w:rFonts w:ascii="Book Antiqua" w:hAnsi="Book Antiqua"/>
+          <w:sz w:val="18"/>
+          <w:szCs w:val="18"/>
+        </w:rPr>
+        <w:t xml:space="preserve"> </w:t>
+      </w:r>
+      <w:r>
+        <w:rPr>
+          <w:rFonts w:ascii="Book Antiqua" w:hAnsi="Book Antiqua"/>
+          <w:sz w:val="18"/>
+          <w:szCs w:val="18"/>
+        </w:rPr>
+        <w:t xml:space="preserve">(vinte mil) </w:t>
+      </w:r>
+      <w:r>
+        <w:rPr>
+          <w:rFonts w:ascii="Book Antiqua" w:hAnsi="Book Antiqua"/>
+          <w:sz w:val="18"/>
+          <w:szCs w:val="18"/>
+        </w:rPr>
+        <w:t>unidades produzidas.</w:t>
+      </w:r>
+      <w:r>
+        <w:rPr>
+          <w:rFonts w:ascii="Book Antiqua" w:hAnsi="Book Antiqua"/>
+          <w:sz w:val="18"/>
+          <w:szCs w:val="18"/>
+        </w:rPr>
+        <w:t xml:space="preserve"> </w:t>
+      </w:r>
+      <w:r>
+        <w:rPr>
+          <w:rFonts w:ascii="Book Antiqua" w:hAnsi="Book Antiqua"/>
+          <w:sz w:val="18"/>
+          <w:szCs w:val="18"/>
+        </w:rPr>
+        <w:t xml:space="preserve">Considere um lote de 10.000 </w:t>
+      </w:r>
+      <w:r>
+        <w:rPr>
+          <w:rFonts w:ascii="Book Antiqua" w:hAnsi="Book Antiqua"/>
+          <w:sz w:val="18"/>
+          <w:szCs w:val="18"/>
+        </w:rPr>
+        <w:t xml:space="preserve">(dez mil) </w:t>
+      </w:r>
+      <w:r>
+        <w:rPr>
+          <w:rFonts w:ascii="Book Antiqua" w:hAnsi="Book Antiqua"/>
+          <w:sz w:val="18"/>
+          <w:szCs w:val="18"/>
+        </w:rPr>
+        <w:t>equipamentos fabricados. Seja X o número de unidades com esse defeito.</w:t>
+      </w:r>
+      <w:r>
+        <w:rPr>
+          <w:rFonts w:ascii="Book Antiqua" w:hAnsi="Book Antiqua"/>
+          <w:sz w:val="18"/>
+          <w:szCs w:val="18"/>
+        </w:rPr>
+        <w:t xml:space="preserve"> </w:t>
+      </w:r>
+      <w:r>
+        <w:rPr>
+          <w:rFonts w:ascii="Book Antiqua" w:hAnsi="Book Antiqua"/>
+          <w:sz w:val="18"/>
+          <w:szCs w:val="18"/>
+        </w:rPr>
+        <w:t>Determinar a probabilidade de que ocorram dois ou mais equipamentos defeituosos nesse lote.</w:t>
       </w:r>
     </w:p>
     <w:p>
@@ -1345,6 +2473,8 @@
         <w:jc w:val="both"/>
         <w:rPr>
           <w:rFonts w:ascii="Book Antiqua" w:hAnsi="Book Antiqua"/>
+          <w:sz w:val="18"/>
+          <w:szCs w:val="18"/>
         </w:rPr>
       </w:pPr>
     </w:p>
@@ -1362,13 +2492,15 @@
         <w:ind w:left="0" w:firstLine="0"/>
         <w:rPr>
           <w:rFonts w:ascii="Book Antiqua" w:hAnsi="Book Antiqua"/>
-          <w:sz w:val="20"/>
-        </w:rPr>
-      </w:pPr>
-      <w:r>
-        <w:rPr>
-          <w:rFonts w:ascii="Book Antiqua" w:hAnsi="Book Antiqua"/>
-          <w:sz w:val="20"/>
+          <w:sz w:val="18"/>
+          <w:szCs w:val="18"/>
+        </w:rPr>
+      </w:pPr>
+      <w:r>
+        <w:rPr>
+          <w:rFonts w:ascii="Book Antiqua" w:hAnsi="Book Antiqua"/>
+          <w:sz w:val="18"/>
+          <w:szCs w:val="18"/>
         </w:rPr>
         <w:t>Suponha que 500 lotes de 4 frangos foram inoculados com um certo organismo patogênico. Os resultados foram:</w:t>
       </w:r>
@@ -1417,11 +2549,15 @@
               <w:jc w:val="both"/>
               <w:rPr>
                 <w:rFonts w:ascii="Book Antiqua" w:hAnsi="Book Antiqua"/>
+                <w:sz w:val="18"/>
+                <w:szCs w:val="18"/>
               </w:rPr>
             </w:pPr>
             <w:r>
               <w:rPr>
                 <w:rFonts w:ascii="Book Antiqua" w:hAnsi="Book Antiqua"/>
+                <w:sz w:val="18"/>
+                <w:szCs w:val="18"/>
               </w:rPr>
               <w:t xml:space="preserve"> Nº de sobreviventes/lote</w:t>
             </w:r>
@@ -1442,11 +2578,15 @@
               <w:jc w:val="center"/>
               <w:rPr>
                 <w:rFonts w:ascii="Book Antiqua" w:hAnsi="Book Antiqua"/>
+                <w:sz w:val="18"/>
+                <w:szCs w:val="18"/>
               </w:rPr>
             </w:pPr>
             <w:r>
               <w:rPr>
                 <w:rFonts w:ascii="Book Antiqua" w:hAnsi="Book Antiqua"/>
+                <w:sz w:val="18"/>
+                <w:szCs w:val="18"/>
               </w:rPr>
               <w:t>0</w:t>
             </w:r>
@@ -1467,11 +2607,15 @@
               <w:jc w:val="center"/>
               <w:rPr>
                 <w:rFonts w:ascii="Book Antiqua" w:hAnsi="Book Antiqua"/>
+                <w:sz w:val="18"/>
+                <w:szCs w:val="18"/>
               </w:rPr>
             </w:pPr>
             <w:r>
               <w:rPr>
                 <w:rFonts w:ascii="Book Antiqua" w:hAnsi="Book Antiqua"/>
+                <w:sz w:val="18"/>
+                <w:szCs w:val="18"/>
               </w:rPr>
               <w:t>1</w:t>
             </w:r>
@@ -1492,11 +2636,15 @@
               <w:jc w:val="center"/>
               <w:rPr>
                 <w:rFonts w:ascii="Book Antiqua" w:hAnsi="Book Antiqua"/>
+                <w:sz w:val="18"/>
+                <w:szCs w:val="18"/>
               </w:rPr>
             </w:pPr>
             <w:r>
               <w:rPr>
                 <w:rFonts w:ascii="Book Antiqua" w:hAnsi="Book Antiqua"/>
+                <w:sz w:val="18"/>
+                <w:szCs w:val="18"/>
               </w:rPr>
               <w:t>2</w:t>
             </w:r>
@@ -1517,11 +2665,15 @@
               <w:jc w:val="center"/>
               <w:rPr>
                 <w:rFonts w:ascii="Book Antiqua" w:hAnsi="Book Antiqua"/>
+                <w:sz w:val="18"/>
+                <w:szCs w:val="18"/>
               </w:rPr>
             </w:pPr>
             <w:r>
               <w:rPr>
                 <w:rFonts w:ascii="Book Antiqua" w:hAnsi="Book Antiqua"/>
+                <w:sz w:val="18"/>
+                <w:szCs w:val="18"/>
               </w:rPr>
               <w:t>3</w:t>
             </w:r>
@@ -1542,11 +2694,15 @@
               <w:jc w:val="center"/>
               <w:rPr>
                 <w:rFonts w:ascii="Book Antiqua" w:hAnsi="Book Antiqua"/>
+                <w:sz w:val="18"/>
+                <w:szCs w:val="18"/>
               </w:rPr>
             </w:pPr>
             <w:r>
               <w:rPr>
                 <w:rFonts w:ascii="Book Antiqua" w:hAnsi="Book Antiqua"/>
+                <w:sz w:val="18"/>
+                <w:szCs w:val="18"/>
               </w:rPr>
               <w:t>4</w:t>
             </w:r>
@@ -1567,11 +2723,15 @@
               <w:jc w:val="center"/>
               <w:rPr>
                 <w:rFonts w:ascii="Book Antiqua" w:hAnsi="Book Antiqua"/>
+                <w:sz w:val="18"/>
+                <w:szCs w:val="18"/>
               </w:rPr>
             </w:pPr>
             <w:r>
               <w:rPr>
                 <w:rFonts w:ascii="Book Antiqua" w:hAnsi="Book Antiqua"/>
+                <w:sz w:val="18"/>
+                <w:szCs w:val="18"/>
               </w:rPr>
               <w:t>Total</w:t>
             </w:r>
@@ -1594,11 +2754,15 @@
               <w:jc w:val="both"/>
               <w:rPr>
                 <w:rFonts w:ascii="Book Antiqua" w:hAnsi="Book Antiqua"/>
+                <w:sz w:val="18"/>
+                <w:szCs w:val="18"/>
               </w:rPr>
             </w:pPr>
             <w:r>
               <w:rPr>
                 <w:rFonts w:ascii="Book Antiqua" w:hAnsi="Book Antiqua"/>
+                <w:sz w:val="18"/>
+                <w:szCs w:val="18"/>
               </w:rPr>
               <w:t xml:space="preserve"> Nº de lotes (freq. obs.)</w:t>
             </w:r>
@@ -1619,11 +2783,15 @@
               <w:jc w:val="center"/>
               <w:rPr>
                 <w:rFonts w:ascii="Book Antiqua" w:hAnsi="Book Antiqua"/>
+                <w:sz w:val="18"/>
+                <w:szCs w:val="18"/>
               </w:rPr>
             </w:pPr>
             <w:r>
               <w:rPr>
                 <w:rFonts w:ascii="Book Antiqua" w:hAnsi="Book Antiqua"/>
+                <w:sz w:val="18"/>
+                <w:szCs w:val="18"/>
               </w:rPr>
               <w:t>30</w:t>
             </w:r>
@@ -1644,11 +2812,15 @@
               <w:jc w:val="center"/>
               <w:rPr>
                 <w:rFonts w:ascii="Book Antiqua" w:hAnsi="Book Antiqua"/>
+                <w:sz w:val="18"/>
+                <w:szCs w:val="18"/>
               </w:rPr>
             </w:pPr>
             <w:r>
               <w:rPr>
                 <w:rFonts w:ascii="Book Antiqua" w:hAnsi="Book Antiqua"/>
+                <w:sz w:val="18"/>
+                <w:szCs w:val="18"/>
               </w:rPr>
               <w:t>130</w:t>
             </w:r>
@@ -1669,11 +2841,15 @@
               <w:jc w:val="center"/>
               <w:rPr>
                 <w:rFonts w:ascii="Book Antiqua" w:hAnsi="Book Antiqua"/>
+                <w:sz w:val="18"/>
+                <w:szCs w:val="18"/>
               </w:rPr>
             </w:pPr>
             <w:r>
               <w:rPr>
                 <w:rFonts w:ascii="Book Antiqua" w:hAnsi="Book Antiqua"/>
+                <w:sz w:val="18"/>
+                <w:szCs w:val="18"/>
               </w:rPr>
               <w:t>190</w:t>
             </w:r>
@@ -1694,11 +2870,15 @@
               <w:jc w:val="center"/>
               <w:rPr>
                 <w:rFonts w:ascii="Book Antiqua" w:hAnsi="Book Antiqua"/>
+                <w:sz w:val="18"/>
+                <w:szCs w:val="18"/>
               </w:rPr>
             </w:pPr>
             <w:r>
               <w:rPr>
                 <w:rFonts w:ascii="Book Antiqua" w:hAnsi="Book Antiqua"/>
+                <w:sz w:val="18"/>
+                <w:szCs w:val="18"/>
               </w:rPr>
               <w:t>120</w:t>
             </w:r>
@@ -1719,11 +2899,15 @@
               <w:jc w:val="center"/>
               <w:rPr>
                 <w:rFonts w:ascii="Book Antiqua" w:hAnsi="Book Antiqua"/>
+                <w:sz w:val="18"/>
+                <w:szCs w:val="18"/>
               </w:rPr>
             </w:pPr>
             <w:r>
               <w:rPr>
                 <w:rFonts w:ascii="Book Antiqua" w:hAnsi="Book Antiqua"/>
+                <w:sz w:val="18"/>
+                <w:szCs w:val="18"/>
               </w:rPr>
               <w:t>30</w:t>
             </w:r>
@@ -1744,11 +2928,15 @@
               <w:jc w:val="center"/>
               <w:rPr>
                 <w:rFonts w:ascii="Book Antiqua" w:hAnsi="Book Antiqua"/>
+                <w:sz w:val="18"/>
+                <w:szCs w:val="18"/>
               </w:rPr>
             </w:pPr>
             <w:r>
               <w:rPr>
                 <w:rFonts w:ascii="Book Antiqua" w:hAnsi="Book Antiqua"/>
+                <w:sz w:val="18"/>
+                <w:szCs w:val="18"/>
               </w:rPr>
               <w:t>500</w:t>
             </w:r>
@@ -1766,33 +2954,176 @@
         <w:ind w:left="0" w:firstLine="0"/>
         <w:rPr>
           <w:rFonts w:ascii="Book Antiqua" w:hAnsi="Book Antiqua"/>
-        </w:rPr>
-      </w:pPr>
-      <w:r>
-        <w:rPr>
-          <w:rFonts w:ascii="Book Antiqua" w:hAnsi="Book Antiqua"/>
-        </w:rPr>
-        <w:tab/>
-        <w:t xml:space="preserve">Calcule: a) a média e a variância observadas e compare com as esperadas np e np(1-p) da binomial com p = 0,5   e   b) as </w:t>
-      </w:r>
-      <w:r>
-        <w:rPr>
-          <w:rFonts w:ascii="Book Antiqua" w:hAnsi="Book Antiqua"/>
-        </w:rPr>
-        <w:t>frequências</w:t>
-      </w:r>
-      <w:r>
-        <w:rPr>
-          <w:rFonts w:ascii="Book Antiqua" w:hAnsi="Book Antiqua"/>
-        </w:rPr>
-        <w:t xml:space="preserve"> teóricas esperadas pela binomial.</w:t>
+          <w:sz w:val="18"/>
+          <w:szCs w:val="18"/>
+        </w:rPr>
+      </w:pPr>
+      <w:r>
+        <w:rPr>
+          <w:rFonts w:ascii="Book Antiqua" w:hAnsi="Book Antiqua"/>
+          <w:sz w:val="18"/>
+          <w:szCs w:val="18"/>
+        </w:rPr>
+        <w:t xml:space="preserve">Calcule: </w:t>
       </w:r>
     </w:p>
     <w:p>
       <w:pPr>
+        <w:pStyle w:val="Recuodecorpodetexto"/>
+        <w:tabs>
+          <w:tab w:val="clear" w:pos="426"/>
+        </w:tabs>
+        <w:spacing w:after="0"/>
+        <w:ind w:left="567" w:firstLine="0"/>
+        <w:rPr>
+          <w:rFonts w:ascii="Book Antiqua" w:hAnsi="Book Antiqua"/>
+          <w:sz w:val="18"/>
+          <w:szCs w:val="18"/>
+        </w:rPr>
+      </w:pPr>
+      <w:r>
+        <w:rPr>
+          <w:rFonts w:ascii="Book Antiqua" w:hAnsi="Book Antiqua"/>
+          <w:sz w:val="18"/>
+          <w:szCs w:val="18"/>
+        </w:rPr>
+        <w:t xml:space="preserve">a) a média e a variância observadas e compare com as esperadas </w:t>
+      </w:r>
+      <w:proofErr w:type="spellStart"/>
+      <w:r>
+        <w:rPr>
+          <w:rFonts w:ascii="Book Antiqua" w:hAnsi="Book Antiqua"/>
+          <w:i/>
+          <w:iCs/>
+          <w:sz w:val="18"/>
+          <w:szCs w:val="18"/>
+        </w:rPr>
+        <w:t>np</w:t>
+      </w:r>
+      <w:proofErr w:type="spellEnd"/>
+      <w:r>
+        <w:rPr>
+          <w:rFonts w:ascii="Book Antiqua" w:hAnsi="Book Antiqua"/>
+          <w:i/>
+          <w:iCs/>
+          <w:sz w:val="18"/>
+          <w:szCs w:val="18"/>
+        </w:rPr>
+        <w:t xml:space="preserve"> </w:t>
+      </w:r>
+      <w:r>
+        <w:rPr>
+          <w:rFonts w:ascii="Book Antiqua" w:hAnsi="Book Antiqua"/>
+          <w:sz w:val="18"/>
+          <w:szCs w:val="18"/>
+        </w:rPr>
+        <w:t xml:space="preserve">e </w:t>
+      </w:r>
+      <w:proofErr w:type="spellStart"/>
+      <w:r>
+        <w:rPr>
+          <w:rFonts w:ascii="Book Antiqua" w:hAnsi="Book Antiqua"/>
+          <w:i/>
+          <w:iCs/>
+          <w:sz w:val="18"/>
+          <w:szCs w:val="18"/>
+        </w:rPr>
+        <w:t>np</w:t>
+      </w:r>
+      <w:r>
+        <w:rPr>
+          <w:rFonts w:ascii="Book Antiqua" w:hAnsi="Book Antiqua"/>
+          <w:i/>
+          <w:iCs/>
+          <w:sz w:val="18"/>
+          <w:szCs w:val="18"/>
+        </w:rPr>
+        <w:t>q</w:t>
+      </w:r>
+      <w:proofErr w:type="spellEnd"/>
+      <w:r>
+        <w:rPr>
+          <w:rFonts w:ascii="Book Antiqua" w:hAnsi="Book Antiqua"/>
+          <w:i/>
+          <w:iCs/>
+          <w:sz w:val="18"/>
+          <w:szCs w:val="18"/>
+        </w:rPr>
+        <w:t xml:space="preserve"> </w:t>
+      </w:r>
+      <w:r>
+        <w:rPr>
+          <w:rFonts w:ascii="Book Antiqua" w:hAnsi="Book Antiqua"/>
+          <w:sz w:val="18"/>
+          <w:szCs w:val="18"/>
+        </w:rPr>
+        <w:t xml:space="preserve">da binomial com </w:t>
+      </w:r>
+      <m:oMath>
+        <m:r>
+          <w:rPr>
+            <w:rFonts w:ascii="Cambria Math" w:hAnsi="Cambria Math"/>
+            <w:sz w:val="18"/>
+            <w:szCs w:val="18"/>
+          </w:rPr>
+          <m:t>p = 0,5</m:t>
+        </m:r>
+      </m:oMath>
+      <w:r>
+        <w:rPr>
+          <w:rFonts w:ascii="Book Antiqua" w:hAnsi="Book Antiqua"/>
+          <w:sz w:val="18"/>
+          <w:szCs w:val="18"/>
+        </w:rPr>
+        <w:t xml:space="preserve"> </w:t>
+      </w:r>
+    </w:p>
+    <w:p>
+      <w:pPr>
+        <w:pStyle w:val="Recuodecorpodetexto"/>
+        <w:tabs>
+          <w:tab w:val="clear" w:pos="426"/>
+        </w:tabs>
+        <w:spacing w:after="0"/>
+        <w:ind w:left="567" w:firstLine="0"/>
+        <w:rPr>
+          <w:rFonts w:ascii="Book Antiqua" w:hAnsi="Book Antiqua"/>
+          <w:sz w:val="18"/>
+          <w:szCs w:val="18"/>
+        </w:rPr>
+      </w:pPr>
+      <w:r>
+        <w:rPr>
+          <w:rFonts w:ascii="Book Antiqua" w:hAnsi="Book Antiqua"/>
+          <w:sz w:val="18"/>
+          <w:szCs w:val="18"/>
+        </w:rPr>
+        <w:t xml:space="preserve">b) as </w:t>
+      </w:r>
+      <w:r>
+        <w:rPr>
+          <w:rFonts w:ascii="Book Antiqua" w:hAnsi="Book Antiqua"/>
+          <w:sz w:val="18"/>
+          <w:szCs w:val="18"/>
+        </w:rPr>
+        <w:t>frequências</w:t>
+      </w:r>
+      <w:r>
+        <w:rPr>
+          <w:rFonts w:ascii="Book Antiqua" w:hAnsi="Book Antiqua"/>
+          <w:sz w:val="18"/>
+          <w:szCs w:val="18"/>
+        </w:rPr>
+        <w:t xml:space="preserve"> teóricas esperadas pela binomial.</w:t>
+      </w:r>
+    </w:p>
+    <w:p>
+      <w:pPr>
         <w:jc w:val="both"/>
         <w:rPr>
           <w:rFonts w:ascii="Book Antiqua" w:hAnsi="Book Antiqua"/>
+          <w:sz w:val="18"/>
+          <w:szCs w:val="18"/>
         </w:rPr>
       </w:pPr>
     </w:p>
@@ -1805,315 +3136,125 @@
         <w:tabs>
           <w:tab w:val="clear" w:pos="420"/>
         </w:tabs>
-        <w:ind w:left="0" w:firstLine="0"/>
         <w:jc w:val="both"/>
         <w:rPr>
           <w:rFonts w:ascii="Book Antiqua" w:hAnsi="Book Antiqua"/>
-        </w:rPr>
-      </w:pPr>
-      <w:r>
-        <w:rPr>
-          <w:rFonts w:ascii="Book Antiqua" w:hAnsi="Book Antiqua"/>
-        </w:rPr>
-        <w:t xml:space="preserve">Admita que o número de </w:t>
-      </w:r>
-      <w:r>
-        <w:rPr>
-          <w:rFonts w:ascii="Book Antiqua" w:hAnsi="Book Antiqua"/>
-        </w:rPr>
-        <w:t>"</w:t>
-      </w:r>
-      <w:r>
-        <w:rPr>
-          <w:rFonts w:ascii="Book Antiqua" w:hAnsi="Book Antiqua"/>
-        </w:rPr>
-        <w:t>frentes frias</w:t>
-      </w:r>
-      <w:r>
-        <w:rPr>
-          <w:rFonts w:ascii="Book Antiqua" w:hAnsi="Book Antiqua"/>
-        </w:rPr>
-        <w:t>"</w:t>
-      </w:r>
-      <w:r>
-        <w:rPr>
-          <w:rFonts w:ascii="Book Antiqua" w:hAnsi="Book Antiqua"/>
-        </w:rPr>
-        <w:t xml:space="preserve"> em um ano, em uma região segue distribuição de Poisson com média 5 por ano. Qual a probabilidade de ocorrer menos que 5 </w:t>
-      </w:r>
-      <w:r>
-        <w:rPr>
-          <w:rFonts w:ascii="Book Antiqua" w:hAnsi="Book Antiqua"/>
-        </w:rPr>
-        <w:t>"</w:t>
-      </w:r>
-      <w:r>
-        <w:rPr>
-          <w:rFonts w:ascii="Book Antiqua" w:hAnsi="Book Antiqua"/>
-        </w:rPr>
-        <w:t>frentes frias</w:t>
-      </w:r>
-      <w:r>
-        <w:rPr>
-          <w:rFonts w:ascii="Book Antiqua" w:hAnsi="Book Antiqua"/>
-        </w:rPr>
-        <w:t>"</w:t>
-      </w:r>
-      <w:r>
-        <w:rPr>
-          <w:rFonts w:ascii="Book Antiqua" w:hAnsi="Book Antiqua"/>
-        </w:rPr>
-        <w:t xml:space="preserve"> nessa região? (e</w:t>
-      </w:r>
-      <w:r>
-        <w:rPr>
-          <w:rFonts w:ascii="Book Antiqua" w:hAnsi="Book Antiqua"/>
-          <w:vertAlign w:val="superscript"/>
-        </w:rPr>
-        <w:t>-5</w:t>
-      </w:r>
-      <w:r>
-        <w:rPr>
-          <w:rFonts w:ascii="Book Antiqua" w:hAnsi="Book Antiqua"/>
-        </w:rPr>
-        <w:t xml:space="preserve"> = 0,00674).</w:t>
-      </w:r>
-    </w:p>
-    <w:p>
-      <w:pPr>
-        <w:jc w:val="both"/>
-        <w:rPr>
-          <w:rFonts w:ascii="Book Antiqua" w:hAnsi="Book Antiqua"/>
-        </w:rPr>
-      </w:pPr>
-    </w:p>
-    <w:p>
-      <w:pPr>
-        <w:numPr>
-          <w:ilvl w:val="0"/>
-          <w:numId w:val="5"/>
-        </w:numPr>
-        <w:tabs>
-          <w:tab w:val="clear" w:pos="420"/>
-        </w:tabs>
-        <w:ind w:left="0" w:firstLine="0"/>
-        <w:jc w:val="both"/>
-        <w:rPr>
-          <w:rFonts w:ascii="Book Antiqua" w:hAnsi="Book Antiqua"/>
-        </w:rPr>
-      </w:pPr>
-      <w:r>
-        <w:rPr>
-          <w:rFonts w:ascii="Book Antiqua" w:hAnsi="Book Antiqua"/>
-        </w:rPr>
-        <w:t>Se a probabilidade de ocorrer fitotoxicidade de herbicida</w:t>
-      </w:r>
-      <w:r>
-        <w:rPr>
-          <w:rFonts w:ascii="Book Antiqua" w:hAnsi="Book Antiqua"/>
+          <w:sz w:val="18"/>
+          <w:szCs w:val="18"/>
+        </w:rPr>
+      </w:pPr>
+      <w:r>
+        <w:rPr>
+          <w:rFonts w:ascii="Book Antiqua" w:hAnsi="Book Antiqua"/>
+          <w:sz w:val="18"/>
+          <w:szCs w:val="18"/>
+        </w:rPr>
+        <w:t xml:space="preserve">Em uma determinada região, o número de eventos extremos de enchentes ao longo de um ano pode ser modelado por uma distribuição de Poisson, com média de </w:t>
+      </w:r>
+      <m:oMath>
+        <m:r>
+          <w:rPr>
+            <w:rFonts w:ascii="Cambria Math" w:hAnsi="Cambria Math"/>
+            <w:sz w:val="18"/>
+            <w:szCs w:val="18"/>
+          </w:rPr>
+          <m:t>5</m:t>
+        </m:r>
+      </m:oMath>
+      <w:r>
+        <w:rPr>
+          <w:rFonts w:ascii="Book Antiqua" w:hAnsi="Book Antiqua"/>
+          <w:sz w:val="18"/>
+          <w:szCs w:val="18"/>
+        </w:rPr>
+        <w:t xml:space="preserve"> ocorrências anuais.</w:t>
+      </w:r>
+      <w:r>
+        <w:rPr>
+          <w:rFonts w:ascii="Book Antiqua" w:hAnsi="Book Antiqua"/>
+          <w:sz w:val="18"/>
+          <w:szCs w:val="18"/>
         </w:rPr>
         <w:t xml:space="preserve"> </w:t>
       </w:r>
       <w:r>
         <w:rPr>
           <w:rFonts w:ascii="Book Antiqua" w:hAnsi="Book Antiqua"/>
-        </w:rPr>
-        <w:t>em híbridos de milho for igual a 40%</w:t>
-      </w:r>
-      <w:r>
-        <w:rPr>
-          <w:rFonts w:ascii="Book Antiqua" w:hAnsi="Book Antiqua"/>
-        </w:rPr>
-        <w:t>, qual será a probabilidade de que menos de 5 pulverizaç</w:t>
-      </w:r>
-      <w:r>
-        <w:rPr>
-          <w:rFonts w:ascii="Book Antiqua" w:hAnsi="Book Antiqua"/>
-        </w:rPr>
-        <w:t>ões</w:t>
-      </w:r>
-      <w:r>
-        <w:rPr>
-          <w:rFonts w:ascii="Book Antiqua" w:hAnsi="Book Antiqua"/>
-        </w:rPr>
-        <w:t xml:space="preserve"> ocorra</w:t>
-      </w:r>
-      <w:r>
-        <w:rPr>
-          <w:rFonts w:ascii="Book Antiqua" w:hAnsi="Book Antiqua"/>
-        </w:rPr>
-        <w:t>m</w:t>
-      </w:r>
-      <w:r>
-        <w:rPr>
-          <w:rFonts w:ascii="Book Antiqua" w:hAnsi="Book Antiqua"/>
+          <w:sz w:val="18"/>
+          <w:szCs w:val="18"/>
+        </w:rPr>
+        <w:t xml:space="preserve">Seja </w:t>
+      </w:r>
+      <m:oMath>
+        <m:r>
+          <w:rPr>
+            <w:rFonts w:ascii="Cambria Math" w:hAnsi="Cambria Math"/>
+            <w:sz w:val="18"/>
+            <w:szCs w:val="18"/>
+          </w:rPr>
+          <m:t>X</m:t>
+        </m:r>
+      </m:oMath>
+      <w:r>
+        <w:rPr>
+          <w:rFonts w:ascii="Book Antiqua" w:hAnsi="Book Antiqua"/>
+          <w:sz w:val="18"/>
+          <w:szCs w:val="18"/>
+        </w:rPr>
+        <w:t xml:space="preserve"> o número de enchentes registradas em um ano nessa região.</w:t>
+      </w:r>
+      <w:r>
+        <w:rPr>
+          <w:rFonts w:ascii="Book Antiqua" w:hAnsi="Book Antiqua"/>
+          <w:sz w:val="18"/>
+          <w:szCs w:val="18"/>
         </w:rPr>
         <w:t xml:space="preserve"> </w:t>
       </w:r>
       <w:r>
         <w:rPr>
           <w:rFonts w:ascii="Book Antiqua" w:hAnsi="Book Antiqua"/>
-        </w:rPr>
-        <w:t xml:space="preserve">antes da </w:t>
-      </w:r>
-      <w:r>
-        <w:rPr>
-          <w:rFonts w:ascii="Book Antiqua" w:hAnsi="Book Antiqua"/>
-        </w:rPr>
-        <w:t>primeira ocorrência</w:t>
-      </w:r>
-      <w:r>
-        <w:rPr>
-          <w:rFonts w:ascii="Book Antiqua" w:hAnsi="Book Antiqua"/>
-        </w:rPr>
-        <w:t xml:space="preserve"> de fitotoxicidade?</w:t>
-      </w:r>
-    </w:p>
-    <w:p>
-      <w:pPr>
-        <w:jc w:val="both"/>
-        <w:rPr>
-          <w:rFonts w:ascii="Book Antiqua" w:hAnsi="Book Antiqua"/>
-        </w:rPr>
-      </w:pPr>
-    </w:p>
-    <w:p>
-      <w:pPr>
-        <w:numPr>
-          <w:ilvl w:val="0"/>
-          <w:numId w:val="5"/>
-        </w:numPr>
-        <w:tabs>
-          <w:tab w:val="clear" w:pos="420"/>
-        </w:tabs>
-        <w:ind w:left="0" w:firstLine="0"/>
-        <w:jc w:val="both"/>
-        <w:rPr>
-          <w:rFonts w:ascii="Book Antiqua" w:hAnsi="Book Antiqua"/>
-        </w:rPr>
-      </w:pPr>
-      <w:r>
-        <w:rPr>
-          <w:rFonts w:ascii="Book Antiqua" w:hAnsi="Book Antiqua"/>
-        </w:rPr>
-        <w:t>Entre 800 ninhadas com 6 leitões cada uma, quantas são esperadas poss</w:t>
-      </w:r>
-      <w:r>
-        <w:rPr>
-          <w:rFonts w:ascii="Book Antiqua" w:hAnsi="Book Antiqua"/>
-        </w:rPr>
-        <w:t xml:space="preserve">uindo: </w:t>
-      </w:r>
-    </w:p>
-    <w:p>
-      <w:pPr>
-        <w:pStyle w:val="PargrafodaLista"/>
-        <w:rPr>
-          <w:rFonts w:ascii="Book Antiqua" w:hAnsi="Book Antiqua"/>
-        </w:rPr>
-      </w:pPr>
-    </w:p>
-    <w:p>
-      <w:pPr>
-        <w:jc w:val="both"/>
-        <w:rPr>
-          <w:rFonts w:ascii="Book Antiqua" w:hAnsi="Book Antiqua"/>
-        </w:rPr>
-      </w:pPr>
-      <w:r>
-        <w:rPr>
-          <w:rFonts w:ascii="Book Antiqua" w:hAnsi="Book Antiqua"/>
-        </w:rPr>
-        <w:t>a) 3 machos e 3 fêmeas?</w:t>
-      </w:r>
-      <w:r>
-        <w:rPr>
-          <w:rFonts w:ascii="Book Antiqua" w:hAnsi="Book Antiqua"/>
-        </w:rPr>
-        <w:t xml:space="preserve">  </w:t>
-      </w:r>
-    </w:p>
-    <w:p>
-      <w:pPr>
-        <w:jc w:val="both"/>
-        <w:rPr>
-          <w:rFonts w:ascii="Book Antiqua" w:hAnsi="Book Antiqua"/>
-        </w:rPr>
-      </w:pPr>
-      <w:r>
-        <w:rPr>
-          <w:rFonts w:ascii="Book Antiqua" w:hAnsi="Book Antiqua"/>
-        </w:rPr>
-        <w:t>b) pelo men</w:t>
-      </w:r>
-      <w:r>
-        <w:rPr>
-          <w:rFonts w:ascii="Book Antiqua" w:hAnsi="Book Antiqua"/>
-        </w:rPr>
-        <w:t xml:space="preserve">os 1 macho?  </w:t>
-      </w:r>
-    </w:p>
-    <w:p>
-      <w:pPr>
-        <w:jc w:val="both"/>
-        <w:rPr>
-          <w:rFonts w:ascii="Book Antiqua" w:hAnsi="Book Antiqua"/>
-        </w:rPr>
-      </w:pPr>
-      <w:r>
-        <w:rPr>
-          <w:rFonts w:ascii="Book Antiqua" w:hAnsi="Book Antiqua"/>
-        </w:rPr>
-        <w:t>c) nenhuma fêmea?</w:t>
-      </w:r>
-      <w:r>
-        <w:rPr>
-          <w:rFonts w:ascii="Book Antiqua" w:hAnsi="Book Antiqua"/>
-        </w:rPr>
-        <w:t xml:space="preserve">  </w:t>
-      </w:r>
-    </w:p>
-    <w:p>
-      <w:pPr>
-        <w:jc w:val="both"/>
-        <w:rPr>
-          <w:rFonts w:ascii="Book Antiqua" w:hAnsi="Book Antiqua"/>
-        </w:rPr>
-      </w:pPr>
-      <w:r>
-        <w:rPr>
-          <w:rFonts w:ascii="Book Antiqua" w:hAnsi="Book Antiqua"/>
-        </w:rPr>
-        <w:t>d) no máximo duas fêm</w:t>
-      </w:r>
-      <w:r>
-        <w:rPr>
-          <w:rFonts w:ascii="Book Antiqua" w:hAnsi="Book Antiqua"/>
-        </w:rPr>
-        <w:t xml:space="preserve">eas?  </w:t>
-      </w:r>
-    </w:p>
-    <w:p>
-      <w:pPr>
-        <w:jc w:val="both"/>
-        <w:rPr>
-          <w:rFonts w:ascii="Book Antiqua" w:hAnsi="Book Antiqua"/>
-        </w:rPr>
-      </w:pPr>
-      <w:r>
-        <w:rPr>
-          <w:rFonts w:ascii="Book Antiqua" w:hAnsi="Book Antiqua"/>
-        </w:rPr>
-        <w:t>e) no mínimo 2 machos?</w:t>
-      </w:r>
-    </w:p>
-    <w:p>
-      <w:pPr>
-        <w:jc w:val="both"/>
-        <w:rPr>
-          <w:rFonts w:ascii="Book Antiqua" w:hAnsi="Book Antiqua"/>
-        </w:rPr>
-      </w:pPr>
+          <w:sz w:val="18"/>
+          <w:szCs w:val="18"/>
+        </w:rPr>
+        <w:t xml:space="preserve">Determinar a probabilidade de que ocorram menos de </w:t>
+      </w:r>
+      <m:oMath>
+        <m:r>
+          <w:rPr>
+            <w:rFonts w:ascii="Cambria Math" w:hAnsi="Cambria Math"/>
+            <w:sz w:val="18"/>
+            <w:szCs w:val="18"/>
+          </w:rPr>
+          <m:t>5</m:t>
+        </m:r>
+      </m:oMath>
+      <w:r>
+        <w:rPr>
+          <w:rFonts w:ascii="Book Antiqua" w:hAnsi="Book Antiqua"/>
+          <w:sz w:val="18"/>
+          <w:szCs w:val="18"/>
+        </w:rPr>
+        <w:t xml:space="preserve"> enchentes em um determinado ano, ou seja, calcular </w:t>
+      </w:r>
+      <m:oMath>
+        <m:r>
+          <w:rPr>
+            <w:rFonts w:ascii="Cambria Math" w:hAnsi="Cambria Math"/>
+            <w:sz w:val="18"/>
+            <w:szCs w:val="18"/>
+          </w:rPr>
+          <m:t>P(X&lt;5)</m:t>
+        </m:r>
+      </m:oMath>
+      <w:r>
+        <w:rPr>
+          <w:rFonts w:ascii="Book Antiqua" w:hAnsi="Book Antiqua"/>
+          <w:sz w:val="18"/>
+          <w:szCs w:val="18"/>
+        </w:rPr>
+        <w:t>.</w:t>
+      </w:r>
     </w:p>
     <w:sectPr>
       <w:pgSz w:w="11907" w:h="16840" w:code="9"/>
@@ -2362,6 +3503,232 @@
     </w:lvl>
   </w:abstractNum>
   <w:abstractNum w:abstractNumId="2" w15:restartNumberingAfterBreak="0">
+    <w:nsid w:val="2C5E42BE"/>
+    <w:multiLevelType w:val="multilevel"/>
+    <w:tmpl w:val="5CC4517A"/>
+    <w:lvl w:ilvl="0">
+      <w:start w:val="1"/>
+      <w:numFmt w:val="decimal"/>
+      <w:lvlText w:val="%1."/>
+      <w:lvlJc w:val="left"/>
+      <w:pPr>
+        <w:tabs>
+          <w:tab w:val="num" w:pos="720"/>
+        </w:tabs>
+        <w:ind w:left="720" w:hanging="360"/>
+      </w:pPr>
+    </w:lvl>
+    <w:lvl w:ilvl="1" w:tentative="1">
+      <w:start w:val="1"/>
+      <w:numFmt w:val="decimal"/>
+      <w:lvlText w:val="%2."/>
+      <w:lvlJc w:val="left"/>
+      <w:pPr>
+        <w:tabs>
+          <w:tab w:val="num" w:pos="1440"/>
+        </w:tabs>
+        <w:ind w:left="1440" w:hanging="360"/>
+      </w:pPr>
+    </w:lvl>
+    <w:lvl w:ilvl="2" w:tentative="1">
+      <w:start w:val="1"/>
+      <w:numFmt w:val="decimal"/>
+      <w:lvlText w:val="%3."/>
+      <w:lvlJc w:val="left"/>
+      <w:pPr>
+        <w:tabs>
+          <w:tab w:val="num" w:pos="2160"/>
+        </w:tabs>
+        <w:ind w:left="2160" w:hanging="360"/>
+      </w:pPr>
+    </w:lvl>
+    <w:lvl w:ilvl="3" w:tentative="1">
+      <w:start w:val="1"/>
+      <w:numFmt w:val="decimal"/>
+      <w:lvlText w:val="%4."/>
+      <w:lvlJc w:val="left"/>
+      <w:pPr>
+        <w:tabs>
+          <w:tab w:val="num" w:pos="2880"/>
+        </w:tabs>
+        <w:ind w:left="2880" w:hanging="360"/>
+      </w:pPr>
+    </w:lvl>
+    <w:lvl w:ilvl="4" w:tentative="1">
+      <w:start w:val="1"/>
+      <w:numFmt w:val="decimal"/>
+      <w:lvlText w:val="%5."/>
+      <w:lvlJc w:val="left"/>
+      <w:pPr>
+        <w:tabs>
+          <w:tab w:val="num" w:pos="3600"/>
+        </w:tabs>
+        <w:ind w:left="3600" w:hanging="360"/>
+      </w:pPr>
+    </w:lvl>
+    <w:lvl w:ilvl="5" w:tentative="1">
+      <w:start w:val="1"/>
+      <w:numFmt w:val="decimal"/>
+      <w:lvlText w:val="%6."/>
+      <w:lvlJc w:val="left"/>
+      <w:pPr>
+        <w:tabs>
+          <w:tab w:val="num" w:pos="4320"/>
+        </w:tabs>
+        <w:ind w:left="4320" w:hanging="360"/>
+      </w:pPr>
+    </w:lvl>
+    <w:lvl w:ilvl="6" w:tentative="1">
+      <w:start w:val="1"/>
+      <w:numFmt w:val="decimal"/>
+      <w:lvlText w:val="%7."/>
+      <w:lvlJc w:val="left"/>
+      <w:pPr>
+        <w:tabs>
+          <w:tab w:val="num" w:pos="5040"/>
+        </w:tabs>
+        <w:ind w:left="5040" w:hanging="360"/>
+      </w:pPr>
+    </w:lvl>
+    <w:lvl w:ilvl="7" w:tentative="1">
+      <w:start w:val="1"/>
+      <w:numFmt w:val="decimal"/>
+      <w:lvlText w:val="%8."/>
+      <w:lvlJc w:val="left"/>
+      <w:pPr>
+        <w:tabs>
+          <w:tab w:val="num" w:pos="5760"/>
+        </w:tabs>
+        <w:ind w:left="5760" w:hanging="360"/>
+      </w:pPr>
+    </w:lvl>
+    <w:lvl w:ilvl="8" w:tentative="1">
+      <w:start w:val="1"/>
+      <w:numFmt w:val="decimal"/>
+      <w:lvlText w:val="%9."/>
+      <w:lvlJc w:val="left"/>
+      <w:pPr>
+        <w:tabs>
+          <w:tab w:val="num" w:pos="6480"/>
+        </w:tabs>
+        <w:ind w:left="6480" w:hanging="360"/>
+      </w:pPr>
+    </w:lvl>
+  </w:abstractNum>
+  <w:abstractNum w:abstractNumId="3" w15:restartNumberingAfterBreak="0">
+    <w:nsid w:val="48E961F6"/>
+    <w:multiLevelType w:val="hybridMultilevel"/>
+    <w:tmpl w:val="BC2A3DD2"/>
+    <w:lvl w:ilvl="0" w:tplc="04090001">
+      <w:start w:val="1"/>
+      <w:numFmt w:val="bullet"/>
+      <w:lvlText w:val=""/>
+      <w:lvlJc w:val="left"/>
+      <w:pPr>
+        <w:ind w:left="720" w:hanging="360"/>
+      </w:pPr>
+      <w:rPr>
+        <w:rFonts w:ascii="Symbol" w:hAnsi="Symbol" w:hint="default"/>
+      </w:rPr>
+    </w:lvl>
+    <w:lvl w:ilvl="1" w:tplc="04090003" w:tentative="1">
+      <w:start w:val="1"/>
+      <w:numFmt w:val="bullet"/>
+      <w:lvlText w:val="o"/>
+      <w:lvlJc w:val="left"/>
+      <w:pPr>
+        <w:ind w:left="1440" w:hanging="360"/>
+      </w:pPr>
+      <w:rPr>
+        <w:rFonts w:ascii="Courier New" w:hAnsi="Courier New" w:cs="Courier New" w:hint="default"/>
+      </w:rPr>
+    </w:lvl>
+    <w:lvl w:ilvl="2" w:tplc="04090005" w:tentative="1">
+      <w:start w:val="1"/>
+      <w:numFmt w:val="bullet"/>
+      <w:lvlText w:val=""/>
+      <w:lvlJc w:val="left"/>
+      <w:pPr>
+        <w:ind w:left="2160" w:hanging="360"/>
+      </w:pPr>
+      <w:rPr>
+        <w:rFonts w:ascii="Wingdings" w:hAnsi="Wingdings" w:hint="default"/>
+      </w:rPr>
+    </w:lvl>
+    <w:lvl w:ilvl="3" w:tplc="04090001" w:tentative="1">
+      <w:start w:val="1"/>
+      <w:numFmt w:val="bullet"/>
+      <w:lvlText w:val=""/>
+      <w:lvlJc w:val="left"/>
+      <w:pPr>
+        <w:ind w:left="2880" w:hanging="360"/>
+      </w:pPr>
+      <w:rPr>
+        <w:rFonts w:ascii="Symbol" w:hAnsi="Symbol" w:hint="default"/>
+      </w:rPr>
+    </w:lvl>
+    <w:lvl w:ilvl="4" w:tplc="04090003" w:tentative="1">
+      <w:start w:val="1"/>
+      <w:numFmt w:val="bullet"/>
+      <w:lvlText w:val="o"/>
+      <w:lvlJc w:val="left"/>
+      <w:pPr>
+        <w:ind w:left="3600" w:hanging="360"/>
+      </w:pPr>
+      <w:rPr>
+        <w:rFonts w:ascii="Courier New" w:hAnsi="Courier New" w:cs="Courier New" w:hint="default"/>
+      </w:rPr>
+    </w:lvl>
+    <w:lvl w:ilvl="5" w:tplc="04090005" w:tentative="1">
+      <w:start w:val="1"/>
+      <w:numFmt w:val="bullet"/>
+      <w:lvlText w:val=""/>
+      <w:lvlJc w:val="left"/>
+      <w:pPr>
+        <w:ind w:left="4320" w:hanging="360"/>
+      </w:pPr>
+      <w:rPr>
+        <w:rFonts w:ascii="Wingdings" w:hAnsi="Wingdings" w:hint="default"/>
+      </w:rPr>
+    </w:lvl>
+    <w:lvl w:ilvl="6" w:tplc="04090001" w:tentative="1">
+      <w:start w:val="1"/>
+      <w:numFmt w:val="bullet"/>
+      <w:lvlText w:val=""/>
+      <w:lvlJc w:val="left"/>
+      <w:pPr>
+        <w:ind w:left="5040" w:hanging="360"/>
+      </w:pPr>
+      <w:rPr>
+        <w:rFonts w:ascii="Symbol" w:hAnsi="Symbol" w:hint="default"/>
+      </w:rPr>
+    </w:lvl>
+    <w:lvl w:ilvl="7" w:tplc="04090003" w:tentative="1">
+      <w:start w:val="1"/>
+      <w:numFmt w:val="bullet"/>
+      <w:lvlText w:val="o"/>
+      <w:lvlJc w:val="left"/>
+      <w:pPr>
+        <w:ind w:left="5760" w:hanging="360"/>
+      </w:pPr>
+      <w:rPr>
+        <w:rFonts w:ascii="Courier New" w:hAnsi="Courier New" w:cs="Courier New" w:hint="default"/>
+      </w:rPr>
+    </w:lvl>
+    <w:lvl w:ilvl="8" w:tplc="04090005" w:tentative="1">
+      <w:start w:val="1"/>
+      <w:numFmt w:val="bullet"/>
+      <w:lvlText w:val=""/>
+      <w:lvlJc w:val="left"/>
+      <w:pPr>
+        <w:ind w:left="6480" w:hanging="360"/>
+      </w:pPr>
+      <w:rPr>
+        <w:rFonts w:ascii="Wingdings" w:hAnsi="Wingdings" w:hint="default"/>
+      </w:rPr>
+    </w:lvl>
+  </w:abstractNum>
+  <w:abstractNum w:abstractNumId="4" w15:restartNumberingAfterBreak="0">
     <w:nsid w:val="5F341F0E"/>
     <w:multiLevelType w:val="hybridMultilevel"/>
     <w:tmpl w:val="30628886"/>
@@ -2474,7 +3841,7 @@
       </w:pPr>
     </w:lvl>
   </w:abstractNum>
-  <w:abstractNum w:abstractNumId="3" w15:restartNumberingAfterBreak="0">
+  <w:abstractNum w:abstractNumId="5" w15:restartNumberingAfterBreak="0">
     <w:nsid w:val="62B63E21"/>
     <w:multiLevelType w:val="hybridMultilevel"/>
     <w:tmpl w:val="DF3A5BA8"/>
@@ -2590,7 +3957,7 @@
       </w:pPr>
     </w:lvl>
   </w:abstractNum>
-  <w:abstractNum w:abstractNumId="4" w15:restartNumberingAfterBreak="0">
+  <w:abstractNum w:abstractNumId="6" w15:restartNumberingAfterBreak="0">
     <w:nsid w:val="74582B8B"/>
     <w:multiLevelType w:val="singleLevel"/>
     <w:tmpl w:val="7654F058"/>
@@ -2610,7 +3977,7 @@
       </w:rPr>
     </w:lvl>
   </w:abstractNum>
-  <w:abstractNum w:abstractNumId="5" w15:restartNumberingAfterBreak="0">
+  <w:abstractNum w:abstractNumId="7" w15:restartNumberingAfterBreak="0">
     <w:nsid w:val="770707EB"/>
     <w:multiLevelType w:val="hybridMultilevel"/>
     <w:tmpl w:val="5D5E7C30"/>
@@ -2723,6 +4090,119 @@
           <w:tab w:val="num" w:pos="6540"/>
         </w:tabs>
         <w:ind w:left="6540" w:hanging="180"/>
+      </w:pPr>
+    </w:lvl>
+  </w:abstractNum>
+  <w:abstractNum w:abstractNumId="8" w15:restartNumberingAfterBreak="0">
+    <w:nsid w:val="7F4F5D0C"/>
+    <w:multiLevelType w:val="multilevel"/>
+    <w:tmpl w:val="CD4C9BFE"/>
+    <w:lvl w:ilvl="0">
+      <w:start w:val="1"/>
+      <w:numFmt w:val="lowerLetter"/>
+      <w:lvlText w:val="%1)"/>
+      <w:lvlJc w:val="left"/>
+      <w:pPr>
+        <w:tabs>
+          <w:tab w:val="num" w:pos="720"/>
+        </w:tabs>
+        <w:ind w:left="720" w:hanging="360"/>
+      </w:pPr>
+    </w:lvl>
+    <w:lvl w:ilvl="1" w:tentative="1">
+      <w:start w:val="1"/>
+      <w:numFmt w:val="decimal"/>
+      <w:lvlText w:val="%2."/>
+      <w:lvlJc w:val="left"/>
+      <w:pPr>
+        <w:tabs>
+          <w:tab w:val="num" w:pos="1440"/>
+        </w:tabs>
+        <w:ind w:left="1440" w:hanging="360"/>
+      </w:pPr>
+    </w:lvl>
+    <w:lvl w:ilvl="2" w:tentative="1">
+      <w:start w:val="1"/>
+      <w:numFmt w:val="decimal"/>
+      <w:lvlText w:val="%3."/>
+      <w:lvlJc w:val="left"/>
+      <w:pPr>
+        <w:tabs>
+          <w:tab w:val="num" w:pos="2160"/>
+        </w:tabs>
+        <w:ind w:left="2160" w:hanging="360"/>
+      </w:pPr>
+    </w:lvl>
+    <w:lvl w:ilvl="3" w:tentative="1">
+      <w:start w:val="1"/>
+      <w:numFmt w:val="decimal"/>
+      <w:lvlText w:val="%4."/>
+      <w:lvlJc w:val="left"/>
+      <w:pPr>
+        <w:tabs>
+          <w:tab w:val="num" w:pos="2880"/>
+        </w:tabs>
+        <w:ind w:left="2880" w:hanging="360"/>
+      </w:pPr>
+    </w:lvl>
+    <w:lvl w:ilvl="4" w:tentative="1">
+      <w:start w:val="1"/>
+      <w:numFmt w:val="decimal"/>
+      <w:lvlText w:val="%5."/>
+      <w:lvlJc w:val="left"/>
+      <w:pPr>
+        <w:tabs>
+          <w:tab w:val="num" w:pos="3600"/>
+        </w:tabs>
+        <w:ind w:left="3600" w:hanging="360"/>
+      </w:pPr>
+    </w:lvl>
+    <w:lvl w:ilvl="5" w:tentative="1">
+      <w:start w:val="1"/>
+      <w:numFmt w:val="decimal"/>
+      <w:lvlText w:val="%6."/>
+      <w:lvlJc w:val="left"/>
+      <w:pPr>
+        <w:tabs>
+          <w:tab w:val="num" w:pos="4320"/>
+        </w:tabs>
+        <w:ind w:left="4320" w:hanging="360"/>
+      </w:pPr>
+    </w:lvl>
+    <w:lvl w:ilvl="6" w:tentative="1">
+      <w:start w:val="1"/>
+      <w:numFmt w:val="decimal"/>
+      <w:lvlText w:val="%7."/>
+      <w:lvlJc w:val="left"/>
+      <w:pPr>
+        <w:tabs>
+          <w:tab w:val="num" w:pos="5040"/>
+        </w:tabs>
+        <w:ind w:left="5040" w:hanging="360"/>
+      </w:pPr>
+    </w:lvl>
+    <w:lvl w:ilvl="7" w:tentative="1">
+      <w:start w:val="1"/>
+      <w:numFmt w:val="decimal"/>
+      <w:lvlText w:val="%8."/>
+      <w:lvlJc w:val="left"/>
+      <w:pPr>
+        <w:tabs>
+          <w:tab w:val="num" w:pos="5760"/>
+        </w:tabs>
+        <w:ind w:left="5760" w:hanging="360"/>
+      </w:pPr>
+    </w:lvl>
+    <w:lvl w:ilvl="8" w:tentative="1">
+      <w:start w:val="1"/>
+      <w:numFmt w:val="decimal"/>
+      <w:lvlText w:val="%9."/>
+      <w:lvlJc w:val="left"/>
+      <w:pPr>
+        <w:tabs>
+          <w:tab w:val="num" w:pos="6480"/>
+        </w:tabs>
+        <w:ind w:left="6480" w:hanging="360"/>
       </w:pPr>
     </w:lvl>
   </w:abstractNum>
@@ -2730,19 +4210,28 @@
     <w:abstractNumId w:val="1"/>
   </w:num>
   <w:num w:numId="2" w16cid:durableId="1677536625">
-    <w:abstractNumId w:val="5"/>
+    <w:abstractNumId w:val="7"/>
   </w:num>
   <w:num w:numId="3" w16cid:durableId="1043480294">
     <w:abstractNumId w:val="0"/>
   </w:num>
   <w:num w:numId="4" w16cid:durableId="1465272542">
-    <w:abstractNumId w:val="3"/>
+    <w:abstractNumId w:val="5"/>
   </w:num>
   <w:num w:numId="5" w16cid:durableId="457190649">
+    <w:abstractNumId w:val="6"/>
+  </w:num>
+  <w:num w:numId="6" w16cid:durableId="675502932">
     <w:abstractNumId w:val="4"/>
   </w:num>
-  <w:num w:numId="6" w16cid:durableId="675502932">
+  <w:num w:numId="7" w16cid:durableId="134445812">
     <w:abstractNumId w:val="2"/>
+  </w:num>
+  <w:num w:numId="8" w16cid:durableId="1591960635">
+    <w:abstractNumId w:val="8"/>
+  </w:num>
+  <w:num w:numId="9" w16cid:durableId="641236771">
+    <w:abstractNumId w:val="3"/>
   </w:num>
 </w:numbering>
 </file>
@@ -3082,7 +4571,6 @@
   <w:style w:type="character" w:default="1" w:styleId="Fontepargpadro">
     <w:name w:val="Default Paragraph Font"/>
     <w:uiPriority w:val="1"/>
-    <w:semiHidden/>
     <w:unhideWhenUsed/>
   </w:style>
   <w:style w:type="table" w:default="1" w:styleId="Tabelanormal">
@@ -3200,6 +4688,15 @@
       <w:sz w:val="18"/>
       <w:szCs w:val="18"/>
       <w:lang w:val="pt-BR" w:eastAsia="pt-BR"/>
+    </w:rPr>
+  </w:style>
+  <w:style w:type="paragraph" w:styleId="NormalWeb">
+    <w:name w:val="Normal (Web)"/>
+    <w:basedOn w:val="Normal"/>
+    <w:rsid w:val="004F47C3"/>
+    <w:rPr>
+      <w:sz w:val="24"/>
+      <w:szCs w:val="24"/>
     </w:rPr>
   </w:style>
 </w:styles>
